--- a/Doc/Informe Tecnico.docx
+++ b/Doc/Informe Tecnico.docx
@@ -247,25 +247,13 @@
         <w:rPr>
           <w:rFonts w:ascii="Cambria Math" w:hAnsi="Cambria Math"/>
         </w:rPr>
-        <w:t>V-DC (fuente simple), ±</w:t>
-      </w:r>
-      <w:r>
-        <w:rPr>
-          <w:rFonts w:ascii="Cambria Math" w:hAnsi="Cambria Math"/>
-        </w:rPr>
-        <w:t>2</w:t>
-      </w:r>
-      <w:r>
-        <w:rPr>
-          <w:rFonts w:ascii="Cambria Math" w:hAnsi="Cambria Math"/>
-        </w:rPr>
-        <w:t>5</w:t>
-      </w:r>
-      <w:r>
-        <w:rPr>
-          <w:rFonts w:ascii="Cambria Math" w:hAnsi="Cambria Math"/>
-        </w:rPr>
-        <w:t>V-DC (fuente simétrica)</w:t>
+        <w:t>V-DC (fuente simpl</w:t>
+      </w:r>
+      <w:r>
+        <w:rPr>
+          <w:rFonts w:ascii="Cambria Math" w:hAnsi="Cambria Math"/>
+        </w:rPr>
+        <w:t>e)</w:t>
       </w:r>
     </w:p>
     <w:p>
@@ -385,16 +373,8 @@
         <w:rPr>
           <w:rFonts w:ascii="Cambria Math" w:hAnsi="Cambria Math"/>
         </w:rPr>
-        <w:t xml:space="preserve"> Convertidores Buck </w:t>
-      </w:r>
-      <w:proofErr w:type="spellStart"/>
-      <w:r>
-        <w:rPr>
-          <w:rFonts w:ascii="Cambria Math" w:hAnsi="Cambria Math"/>
-        </w:rPr>
-        <w:t>microcontrolados</w:t>
-      </w:r>
-      <w:proofErr w:type="spellEnd"/>
+        <w:t xml:space="preserve"> Convertidores Buck</w:t>
+      </w:r>
     </w:p>
     <w:p>
       <w:pPr>
@@ -815,15 +795,20 @@
         <w:rPr>
           <w:rFonts w:ascii="Cambria Math" w:hAnsi="Cambria Math"/>
         </w:rPr>
-        <w:t xml:space="preserve"> y también proporciona, mediante una etapa Buck y un LDO, la alimentación al microcontrolador.</w:t>
-      </w:r>
-    </w:p>
-    <w:p>
-      <w:pPr>
-        <w:rPr>
-          <w:rFonts w:ascii="Cambria Math" w:hAnsi="Cambria Math"/>
-        </w:rPr>
-      </w:pPr>
+        <w:t xml:space="preserve"> y también proporciona, mediante </w:t>
+      </w:r>
+      <w:r>
+        <w:rPr>
+          <w:rFonts w:ascii="Cambria Math" w:hAnsi="Cambria Math"/>
+        </w:rPr>
+        <w:t xml:space="preserve">un convertidor </w:t>
+      </w:r>
+      <w:r>
+        <w:rPr>
+          <w:rFonts w:ascii="Cambria Math" w:hAnsi="Cambria Math"/>
+        </w:rPr>
+        <w:t>Buck y un LDO, la alimentación al microcontrolador.</w:t>
+      </w:r>
     </w:p>
     <w:p>
       <w:pPr>
@@ -933,6 +918,13 @@
     </w:p>
     <w:p>
       <w:pPr>
+        <w:rPr>
+          <w:rFonts w:ascii="Cambria Math" w:hAnsi="Cambria Math"/>
+        </w:rPr>
+      </w:pPr>
+    </w:p>
+    <w:p>
+      <w:pPr>
         <w:pStyle w:val="Prrafodelista"/>
         <w:numPr>
           <w:ilvl w:val="1"/>
@@ -987,15 +979,6 @@
     </w:p>
     <w:p>
       <w:pPr>
-        <w:rPr>
-          <w:rFonts w:ascii="Cambria Math" w:hAnsi="Cambria Math"/>
-          <w:b/>
-          <w:bCs/>
-        </w:rPr>
-      </w:pPr>
-    </w:p>
-    <w:p>
-      <w:pPr>
         <w:pStyle w:val="Prrafodelista"/>
         <w:numPr>
           <w:ilvl w:val="1"/>
@@ -1067,15 +1050,6 @@
     </w:p>
     <w:p>
       <w:pPr>
-        <w:rPr>
-          <w:rFonts w:ascii="Cambria Math" w:hAnsi="Cambria Math"/>
-          <w:b/>
-          <w:bCs/>
-        </w:rPr>
-      </w:pPr>
-    </w:p>
-    <w:p>
-      <w:pPr>
         <w:pStyle w:val="Prrafodelista"/>
         <w:numPr>
           <w:ilvl w:val="1"/>
@@ -1137,13 +1111,6 @@
     </w:p>
     <w:p>
       <w:pPr>
-        <w:rPr>
-          <w:rFonts w:ascii="Cambria Math" w:hAnsi="Cambria Math"/>
-        </w:rPr>
-      </w:pPr>
-    </w:p>
-    <w:p>
-      <w:pPr>
         <w:pStyle w:val="Prrafodelista"/>
         <w:numPr>
           <w:ilvl w:val="1"/>
@@ -1221,13 +1188,6 @@
     </w:p>
     <w:p>
       <w:pPr>
-        <w:rPr>
-          <w:rFonts w:ascii="Cambria Math" w:hAnsi="Cambria Math"/>
-        </w:rPr>
-      </w:pPr>
-    </w:p>
-    <w:p>
-      <w:pPr>
         <w:pStyle w:val="Prrafodelista"/>
         <w:numPr>
           <w:ilvl w:val="1"/>
@@ -1474,14 +1434,7 @@
         <w:rPr>
           <w:rFonts w:ascii="Cambria Math" w:eastAsiaTheme="minorEastAsia" w:hAnsi="Cambria Math"/>
         </w:rPr>
-        <w:t xml:space="preserve"> se resta la respectiva caída de voltaje de cada diodo para obtener el voltaje pico de </w:t>
-      </w:r>
-      <w:r>
-        <w:rPr>
-          <w:rFonts w:ascii="Cambria Math" w:eastAsiaTheme="minorEastAsia" w:hAnsi="Cambria Math"/>
-        </w:rPr>
-        <w:lastRenderedPageBreak/>
-        <w:t>salida de esta etapa, los diodos de potencia en su mayoría tienen una caída de voltaje de 1V:</w:t>
+        <w:t xml:space="preserve"> se resta la respectiva caída de voltaje de cada diodo para obtener el voltaje pico de salida de esta etapa, los diodos de potencia en su mayoría tienen una caída de voltaje de 1V:</w:t>
       </w:r>
     </w:p>
     <w:p>
@@ -1643,7 +1596,14 @@
         <w:rPr>
           <w:rFonts w:ascii="Cambria Math" w:eastAsiaTheme="minorEastAsia" w:hAnsi="Cambria Math"/>
         </w:rPr>
-        <w:t>Cada diodo debe soportar la corriente máxima de operación de 2A y un voltaje inverso igual al voltaje pico alcanzado por el transformador. Estos requisitos nos llevan a elegir el siguiente dispositivo para obtener un margen de seguridad en los parámetros:</w:t>
+        <w:t xml:space="preserve">Cada diodo debe soportar la corriente máxima de operación de 2A y un voltaje inverso igual al voltaje pico alcanzado por el transformador. Estos requisitos nos </w:t>
+      </w:r>
+      <w:r>
+        <w:rPr>
+          <w:rFonts w:ascii="Cambria Math" w:eastAsiaTheme="minorEastAsia" w:hAnsi="Cambria Math"/>
+        </w:rPr>
+        <w:lastRenderedPageBreak/>
+        <w:t>llevan a elegir el siguiente dispositivo para obtener un margen de seguridad en los parámetros:</w:t>
       </w:r>
     </w:p>
     <w:tbl>
@@ -2301,7 +2261,31 @@
         <w:rPr>
           <w:rFonts w:ascii="Cambria Math" w:eastAsiaTheme="minorEastAsia" w:hAnsi="Cambria Math"/>
         </w:rPr>
-        <w:t>El valor comercial más cercano es de 6800uF y es el que se utilizará. El capacitor debe soportar la tensión pico entregada después del puente de diodos de 31,84V, por lo tanto, basta con que el capacitor tenga una tensión de ruptura superior a 35V.</w:t>
+        <w:t xml:space="preserve">El valor comercial más cercano es de </w:t>
+      </w:r>
+      <w:r>
+        <w:rPr>
+          <w:rFonts w:ascii="Cambria Math" w:eastAsiaTheme="minorEastAsia" w:hAnsi="Cambria Math"/>
+        </w:rPr>
+        <w:t>220</w:t>
+      </w:r>
+      <w:r>
+        <w:rPr>
+          <w:rFonts w:ascii="Cambria Math" w:eastAsiaTheme="minorEastAsia" w:hAnsi="Cambria Math"/>
+        </w:rPr>
+        <w:t xml:space="preserve">0uF y es el que se utilizará. El capacitor debe soportar la tensión pico entregada después del puente de diodos de </w:t>
+      </w:r>
+      <w:r>
+        <w:rPr>
+          <w:rFonts w:ascii="Cambria Math" w:eastAsiaTheme="minorEastAsia" w:hAnsi="Cambria Math"/>
+        </w:rPr>
+        <w:t>32V</w:t>
+      </w:r>
+      <w:r>
+        <w:rPr>
+          <w:rFonts w:ascii="Cambria Math" w:eastAsiaTheme="minorEastAsia" w:hAnsi="Cambria Math"/>
+        </w:rPr>
+        <w:t>, por lo tanto, basta con que el capacitor tenga una tensión de ruptura superior a 35V.</w:t>
       </w:r>
     </w:p>
     <w:p>
@@ -2419,7 +2403,6 @@
         <w:rPr>
           <w:rFonts w:ascii="Cambria Math" w:eastAsiaTheme="minorEastAsia" w:hAnsi="Cambria Math"/>
         </w:rPr>
-        <w:lastRenderedPageBreak/>
         <w:t>Los requisitos son:</w:t>
       </w:r>
     </w:p>
@@ -2571,6 +2554,7 @@
         <w:rPr>
           <w:rFonts w:ascii="Cambria Math" w:eastAsiaTheme="minorEastAsia" w:hAnsi="Cambria Math"/>
         </w:rPr>
+        <w:lastRenderedPageBreak/>
         <w:t>Estos requisitos son los mínimos indispensables para asegurar el correcto funcionamiento del sistema y mantener la eficiencia de la fuente.</w:t>
       </w:r>
     </w:p>
@@ -3306,141 +3290,169 @@
       <w:pPr>
         <w:rPr>
           <w:rFonts w:ascii="Cambria Math" w:eastAsiaTheme="minorEastAsia" w:hAnsi="Cambria Math"/>
+        </w:rPr>
+      </w:pPr>
+      <w:r>
+        <w:rPr>
+          <w:rFonts w:ascii="Cambria Math" w:eastAsiaTheme="minorEastAsia" w:hAnsi="Cambria Math"/>
+        </w:rPr>
+        <w:t xml:space="preserve">Las características del transistor de conmutación Q1 nos limitan la frecuencia de trabajo. Pero antes es necesario hacer un análisis sobre su tensión de activación </w:t>
+      </w:r>
+      <w:proofErr w:type="spellStart"/>
+      <w:r>
+        <w:rPr>
+          <w:rFonts w:ascii="Cambria Math" w:eastAsiaTheme="minorEastAsia" w:hAnsi="Cambria Math"/>
+        </w:rPr>
+        <w:t>Vgs</w:t>
+      </w:r>
+      <w:proofErr w:type="spellEnd"/>
+      <w:r>
+        <w:rPr>
+          <w:rFonts w:ascii="Cambria Math" w:eastAsiaTheme="minorEastAsia" w:hAnsi="Cambria Math"/>
+        </w:rPr>
+        <w:t>(</w:t>
+      </w:r>
+      <w:proofErr w:type="spellStart"/>
+      <w:r>
+        <w:rPr>
+          <w:rFonts w:ascii="Cambria Math" w:eastAsiaTheme="minorEastAsia" w:hAnsi="Cambria Math"/>
+        </w:rPr>
+        <w:t>th</w:t>
+      </w:r>
+      <w:proofErr w:type="spellEnd"/>
+      <w:r>
+        <w:rPr>
+          <w:rFonts w:ascii="Cambria Math" w:eastAsiaTheme="minorEastAsia" w:hAnsi="Cambria Math"/>
+        </w:rPr>
+        <w:t xml:space="preserve">). El microcontrolador entrega una señal de 3,3V, la cual no es suficiente para polarizar el transistor Q1. Por esto se utiliza el </w:t>
+      </w:r>
+      <w:proofErr w:type="gramStart"/>
+      <w:r>
+        <w:rPr>
+          <w:rFonts w:ascii="Cambria Math" w:eastAsiaTheme="minorEastAsia" w:hAnsi="Cambria Math"/>
+        </w:rPr>
+        <w:t>driver</w:t>
+      </w:r>
+      <w:proofErr w:type="gramEnd"/>
+      <w:r>
+        <w:rPr>
+          <w:rFonts w:ascii="Cambria Math" w:eastAsiaTheme="minorEastAsia" w:hAnsi="Cambria Math"/>
+        </w:rPr>
+        <w:t xml:space="preserve"> mostrado en la </w:t>
+      </w:r>
+      <w:proofErr w:type="spellStart"/>
+      <w:r>
+        <w:rPr>
+          <w:rFonts w:ascii="Cambria Math" w:eastAsiaTheme="minorEastAsia" w:hAnsi="Cambria Math"/>
           <w:b/>
           <w:bCs/>
         </w:rPr>
-      </w:pPr>
-      <w:r>
-        <w:rPr>
-          <w:rFonts w:ascii="Cambria Math" w:eastAsiaTheme="minorEastAsia" w:hAnsi="Cambria Math"/>
-        </w:rPr>
-        <w:t xml:space="preserve">Las características del transistor de conmutación Q1 nos limitan la frecuencia de trabajo. Pero antes es necesario hacer un análisis sobre su tensión de activación </w:t>
-      </w:r>
-      <w:proofErr w:type="spellStart"/>
-      <w:r>
-        <w:rPr>
-          <w:rFonts w:ascii="Cambria Math" w:eastAsiaTheme="minorEastAsia" w:hAnsi="Cambria Math"/>
-        </w:rPr>
-        <w:t>Vgs</w:t>
+        <w:t>Fig.x</w:t>
       </w:r>
       <w:proofErr w:type="spellEnd"/>
-      <w:r>
-        <w:rPr>
-          <w:rFonts w:ascii="Cambria Math" w:eastAsiaTheme="minorEastAsia" w:hAnsi="Cambria Math"/>
-        </w:rPr>
-        <w:t>(</w:t>
-      </w:r>
-      <w:proofErr w:type="spellStart"/>
-      <w:r>
-        <w:rPr>
-          <w:rFonts w:ascii="Cambria Math" w:eastAsiaTheme="minorEastAsia" w:hAnsi="Cambria Math"/>
-        </w:rPr>
-        <w:t>th</w:t>
-      </w:r>
-      <w:proofErr w:type="spellEnd"/>
-      <w:r>
-        <w:rPr>
-          <w:rFonts w:ascii="Cambria Math" w:eastAsiaTheme="minorEastAsia" w:hAnsi="Cambria Math"/>
-        </w:rPr>
-        <w:t xml:space="preserve">). El microcontrolador entrega una señal de 3,3V, la cual no es suficiente para polarizar el transistor Q1. Por esto se utiliza el driver mostrado en la </w:t>
-      </w:r>
-      <w:proofErr w:type="spellStart"/>
       <w:r>
         <w:rPr>
           <w:rFonts w:ascii="Cambria Math" w:eastAsiaTheme="minorEastAsia" w:hAnsi="Cambria Math"/>
           <w:b/>
           <w:bCs/>
         </w:rPr>
-        <w:t>Fig.x</w:t>
-      </w:r>
-      <w:proofErr w:type="spellEnd"/>
-      <w:r>
+        <w:t>.</w:t>
+      </w:r>
+      <w:r>
+        <w:rPr>
+          <w:rFonts w:ascii="Cambria Math" w:eastAsiaTheme="minorEastAsia" w:hAnsi="Cambria Math"/>
+        </w:rPr>
+        <w:t xml:space="preserve"> donde se puede observar la implementación de un circuito Bootstrap (formado por R</w:t>
+      </w:r>
+      <w:r>
+        <w:rPr>
+          <w:rFonts w:ascii="Cambria Math" w:eastAsiaTheme="minorEastAsia" w:hAnsi="Cambria Math"/>
+        </w:rPr>
+        <w:t>2</w:t>
+      </w:r>
+      <w:r>
+        <w:rPr>
+          <w:rFonts w:ascii="Cambria Math" w:eastAsiaTheme="minorEastAsia" w:hAnsi="Cambria Math"/>
+        </w:rPr>
+        <w:t>, C2, D</w:t>
+      </w:r>
+      <w:r>
+        <w:rPr>
+          <w:rFonts w:ascii="Cambria Math" w:eastAsiaTheme="minorEastAsia" w:hAnsi="Cambria Math"/>
+        </w:rPr>
+        <w:t>2</w:t>
+      </w:r>
+      <w:r>
+        <w:rPr>
+          <w:rFonts w:ascii="Cambria Math" w:eastAsiaTheme="minorEastAsia" w:hAnsi="Cambria Math"/>
+        </w:rPr>
+        <w:t xml:space="preserve"> y D3) como </w:t>
+      </w:r>
+      <w:proofErr w:type="gramStart"/>
+      <w:r>
+        <w:rPr>
+          <w:rFonts w:ascii="Cambria Math" w:eastAsiaTheme="minorEastAsia" w:hAnsi="Cambria Math"/>
+        </w:rPr>
+        <w:t>driver</w:t>
+      </w:r>
+      <w:proofErr w:type="gramEnd"/>
+      <w:r>
+        <w:rPr>
+          <w:rFonts w:ascii="Cambria Math" w:eastAsiaTheme="minorEastAsia" w:hAnsi="Cambria Math"/>
+        </w:rPr>
+        <w:t xml:space="preserve"> para activar a Q1. De forma adicional, es necesario proporcionar a Q2 la tensión necesaria para </w:t>
+      </w:r>
+      <w:r>
+        <w:rPr>
+          <w:rFonts w:ascii="Cambria Math" w:eastAsiaTheme="minorEastAsia" w:hAnsi="Cambria Math"/>
+        </w:rPr>
+        <w:t>que la saturación sea efectiva, no basta con proporcionar los 3,3V en la base de Q2, ya que el consumo de corriente al activar el transistor Q1 posee picos de corriente relativamente altos, por lo cual Q2 debe ser capaz de proporcionar esta corriente. Para esto se utiliza la red formada por Q3, R</w:t>
+      </w:r>
+      <w:r>
+        <w:rPr>
+          <w:rFonts w:ascii="Cambria Math" w:eastAsiaTheme="minorEastAsia" w:hAnsi="Cambria Math"/>
+        </w:rPr>
+        <w:t>3,</w:t>
+      </w:r>
+      <w:r>
+        <w:rPr>
+          <w:rFonts w:ascii="Cambria Math" w:eastAsiaTheme="minorEastAsia" w:hAnsi="Cambria Math"/>
+        </w:rPr>
+        <w:t xml:space="preserve"> R</w:t>
+      </w:r>
+      <w:r>
+        <w:rPr>
+          <w:rFonts w:ascii="Cambria Math" w:eastAsiaTheme="minorEastAsia" w:hAnsi="Cambria Math"/>
+        </w:rPr>
+        <w:t xml:space="preserve">4 </w:t>
+      </w:r>
+      <w:r>
+        <w:rPr>
+          <w:rFonts w:ascii="Cambria Math" w:eastAsiaTheme="minorEastAsia" w:hAnsi="Cambria Math"/>
+        </w:rPr>
+        <w:t>y D</w:t>
+      </w:r>
+      <w:r>
+        <w:rPr>
+          <w:rFonts w:ascii="Cambria Math" w:eastAsiaTheme="minorEastAsia" w:hAnsi="Cambria Math"/>
+        </w:rPr>
+        <w:t>4</w:t>
+      </w:r>
+      <w:r>
+        <w:rPr>
+          <w:rFonts w:ascii="Cambria Math" w:eastAsiaTheme="minorEastAsia" w:hAnsi="Cambria Math"/>
+        </w:rPr>
+        <w:t>. Su funcionamiento es el siguiente:</w:t>
+      </w:r>
+    </w:p>
+    <w:p>
+      <w:pPr>
         <w:rPr>
           <w:rFonts w:ascii="Cambria Math" w:eastAsiaTheme="minorEastAsia" w:hAnsi="Cambria Math"/>
           <w:b/>
           <w:bCs/>
         </w:rPr>
-        <w:t>.</w:t>
-      </w:r>
-      <w:r>
-        <w:rPr>
-          <w:rFonts w:ascii="Cambria Math" w:eastAsiaTheme="minorEastAsia" w:hAnsi="Cambria Math"/>
-        </w:rPr>
-        <w:t xml:space="preserve"> donde se puede observar la implementación de un circuito Bootstrap (formado por R</w:t>
-      </w:r>
-      <w:r>
-        <w:rPr>
-          <w:rFonts w:ascii="Cambria Math" w:eastAsiaTheme="minorEastAsia" w:hAnsi="Cambria Math"/>
-        </w:rPr>
-        <w:t>2</w:t>
-      </w:r>
-      <w:r>
-        <w:rPr>
-          <w:rFonts w:ascii="Cambria Math" w:eastAsiaTheme="minorEastAsia" w:hAnsi="Cambria Math"/>
-        </w:rPr>
-        <w:t>, C2, D</w:t>
-      </w:r>
-      <w:r>
-        <w:rPr>
-          <w:rFonts w:ascii="Cambria Math" w:eastAsiaTheme="minorEastAsia" w:hAnsi="Cambria Math"/>
-        </w:rPr>
-        <w:t>2</w:t>
-      </w:r>
-      <w:r>
-        <w:rPr>
-          <w:rFonts w:ascii="Cambria Math" w:eastAsiaTheme="minorEastAsia" w:hAnsi="Cambria Math"/>
-        </w:rPr>
-        <w:t xml:space="preserve"> y D3) como driver para activar a Q1. De forma adicional, es necesario proporcionar a Q2 la tensión necesaria para </w:t>
-      </w:r>
-      <w:r>
-        <w:rPr>
-          <w:rFonts w:ascii="Cambria Math" w:eastAsiaTheme="minorEastAsia" w:hAnsi="Cambria Math"/>
-        </w:rPr>
-        <w:t xml:space="preserve">que la saturación sea efectiva, no basta </w:t>
-      </w:r>
-      <w:r>
-        <w:rPr>
-          <w:rFonts w:ascii="Cambria Math" w:eastAsiaTheme="minorEastAsia" w:hAnsi="Cambria Math"/>
-        </w:rPr>
-        <w:lastRenderedPageBreak/>
-        <w:t>con proporcionar los 3,3V en la base de Q2, ya que el consumo de corriente al activar el transistor Q1 posee picos de corriente relativamente altos, por lo cual Q2 debe ser capaz de proporcionar esta corriente. Para esto se utiliza la red formada por Q3, R</w:t>
-      </w:r>
-      <w:r>
-        <w:rPr>
-          <w:rFonts w:ascii="Cambria Math" w:eastAsiaTheme="minorEastAsia" w:hAnsi="Cambria Math"/>
-        </w:rPr>
-        <w:t>3,</w:t>
-      </w:r>
-      <w:r>
-        <w:rPr>
-          <w:rFonts w:ascii="Cambria Math" w:eastAsiaTheme="minorEastAsia" w:hAnsi="Cambria Math"/>
-        </w:rPr>
-        <w:t xml:space="preserve"> R</w:t>
-      </w:r>
-      <w:r>
-        <w:rPr>
-          <w:rFonts w:ascii="Cambria Math" w:eastAsiaTheme="minorEastAsia" w:hAnsi="Cambria Math"/>
-        </w:rPr>
-        <w:t xml:space="preserve">4 </w:t>
-      </w:r>
-      <w:r>
-        <w:rPr>
-          <w:rFonts w:ascii="Cambria Math" w:eastAsiaTheme="minorEastAsia" w:hAnsi="Cambria Math"/>
-        </w:rPr>
-        <w:t>y D</w:t>
-      </w:r>
-      <w:r>
-        <w:rPr>
-          <w:rFonts w:ascii="Cambria Math" w:eastAsiaTheme="minorEastAsia" w:hAnsi="Cambria Math"/>
-        </w:rPr>
-        <w:t>4</w:t>
-      </w:r>
-      <w:r>
-        <w:rPr>
-          <w:rFonts w:ascii="Cambria Math" w:eastAsiaTheme="minorEastAsia" w:hAnsi="Cambria Math"/>
-        </w:rPr>
-        <w:t>. Su funcionamiento es el siguiente:</w:t>
-      </w:r>
+      </w:pPr>
     </w:p>
     <w:p>
       <w:pPr>
@@ -3457,6 +3469,7 @@
         <w:rPr>
           <w:rFonts w:ascii="Cambria Math" w:eastAsiaTheme="minorEastAsia" w:hAnsi="Cambria Math"/>
         </w:rPr>
+        <w:lastRenderedPageBreak/>
         <w:t>El diodo D</w:t>
       </w:r>
       <w:r>
@@ -3564,6 +3577,7 @@
           <w:rFonts w:ascii="Cambria Math" w:eastAsiaTheme="minorEastAsia" w:hAnsi="Cambria Math"/>
           <w:b/>
           <w:bCs/>
+          <w:noProof/>
         </w:rPr>
         <w:drawing>
           <wp:inline distT="0" distB="0" distL="0" distR="0" wp14:anchorId="60EBA1A9" wp14:editId="4AA5BE04">
@@ -3987,7 +4001,7 @@
                     <w:rPr>
                       <w:rFonts w:ascii="Cambria Math" w:eastAsiaTheme="minorEastAsia" w:hAnsi="Cambria Math"/>
                     </w:rPr>
-                    <m:t>31,84V-1V</m:t>
+                    <m:t>32V-0,7V</m:t>
                   </m:r>
                 </m:den>
               </m:f>
@@ -3997,7 +4011,7 @@
             <w:rPr>
               <w:rFonts w:ascii="Cambria Math" w:eastAsiaTheme="minorEastAsia" w:hAnsi="Cambria Math"/>
             </w:rPr>
-            <m:t>=8,1nF</m:t>
+            <m:t>=7,99nF</m:t>
           </m:r>
         </m:oMath>
       </m:oMathPara>
@@ -4068,7 +4082,6 @@
         <w:rPr>
           <w:rFonts w:ascii="Cambria Math" w:eastAsiaTheme="minorEastAsia" w:hAnsi="Cambria Math"/>
         </w:rPr>
-        <w:lastRenderedPageBreak/>
         <w:t xml:space="preserve">Ahora debemos obtener la frecuencia máxima operativa del transistor, para eso calculamos el tiempo </w:t>
       </w:r>
       <w:r>
@@ -4247,6 +4260,7 @@
         <w:rPr>
           <w:rFonts w:ascii="Cambria Math" w:eastAsiaTheme="minorEastAsia" w:hAnsi="Cambria Math"/>
         </w:rPr>
+        <w:lastRenderedPageBreak/>
         <w:t>Esta etapa toma como voltaje de entrada, la tensión Vs de 31,84V. El rango de tensión de salida va desde 2V hasta 25V. Calculamos el ciclo de trabajo para estos valores:</w:t>
       </w:r>
     </w:p>
@@ -4384,19 +4398,7 @@
                 <w:rPr>
                   <w:rFonts w:ascii="Cambria Math" w:eastAsiaTheme="minorEastAsia" w:hAnsi="Cambria Math"/>
                 </w:rPr>
-                <m:t>3</m:t>
-              </m:r>
-              <m:r>
-                <w:rPr>
-                  <w:rFonts w:ascii="Cambria Math" w:eastAsiaTheme="minorEastAsia" w:hAnsi="Cambria Math"/>
-                </w:rPr>
-                <m:t>2</m:t>
-              </m:r>
-              <m:r>
-                <w:rPr>
-                  <w:rFonts w:ascii="Cambria Math" w:eastAsiaTheme="minorEastAsia" w:hAnsi="Cambria Math"/>
-                </w:rPr>
-                <m:t>V</m:t>
+                <m:t>32V</m:t>
               </m:r>
             </m:den>
           </m:f>
@@ -4543,19 +4545,7 @@
                 <w:rPr>
                   <w:rFonts w:ascii="Cambria Math" w:eastAsiaTheme="minorEastAsia" w:hAnsi="Cambria Math"/>
                 </w:rPr>
-                <m:t>3</m:t>
-              </m:r>
-              <m:r>
-                <w:rPr>
-                  <w:rFonts w:ascii="Cambria Math" w:eastAsiaTheme="minorEastAsia" w:hAnsi="Cambria Math"/>
-                </w:rPr>
-                <m:t>2</m:t>
-              </m:r>
-              <m:r>
-                <w:rPr>
-                  <w:rFonts w:ascii="Cambria Math" w:eastAsiaTheme="minorEastAsia" w:hAnsi="Cambria Math"/>
-                </w:rPr>
-                <m:t>V</m:t>
+                <m:t>32V</m:t>
               </m:r>
             </m:den>
           </m:f>
@@ -4563,13 +4553,7 @@
             <w:rPr>
               <w:rFonts w:ascii="Cambria Math" w:eastAsiaTheme="minorEastAsia" w:hAnsi="Cambria Math"/>
             </w:rPr>
-            <m:t>=0,78</m:t>
-          </m:r>
-          <m:r>
-            <w:rPr>
-              <w:rFonts w:ascii="Cambria Math" w:eastAsiaTheme="minorEastAsia" w:hAnsi="Cambria Math"/>
-            </w:rPr>
-            <m:t>1</m:t>
+            <m:t>=0,781</m:t>
           </m:r>
         </m:oMath>
       </m:oMathPara>
@@ -4886,13 +4870,7 @@
                 <w:rPr>
                   <w:rFonts w:ascii="Cambria Math" w:eastAsiaTheme="minorEastAsia" w:hAnsi="Cambria Math"/>
                 </w:rPr>
-                <m:t>0,78</m:t>
-              </m:r>
-              <m:r>
-                <w:rPr>
-                  <w:rFonts w:ascii="Cambria Math" w:eastAsiaTheme="minorEastAsia" w:hAnsi="Cambria Math"/>
-                </w:rPr>
-                <m:t>1</m:t>
+                <m:t>0,781</m:t>
               </m:r>
             </m:num>
             <m:den>
@@ -4908,19 +4886,7 @@
             <w:rPr>
               <w:rFonts w:ascii="Cambria Math" w:eastAsiaTheme="minorEastAsia" w:hAnsi="Cambria Math"/>
             </w:rPr>
-            <m:t>=31,</m:t>
-          </m:r>
-          <m:r>
-            <w:rPr>
-              <w:rFonts w:ascii="Cambria Math" w:eastAsiaTheme="minorEastAsia" w:hAnsi="Cambria Math"/>
-            </w:rPr>
-            <m:t>2</m:t>
-          </m:r>
-          <m:r>
-            <w:rPr>
-              <w:rFonts w:ascii="Cambria Math" w:eastAsiaTheme="minorEastAsia" w:hAnsi="Cambria Math"/>
-            </w:rPr>
-            <m:t>us</m:t>
+            <m:t>=31,2us</m:t>
           </m:r>
         </m:oMath>
       </m:oMathPara>
@@ -5357,13 +5323,7 @@
         <w:rPr>
           <w:rFonts w:ascii="Cambria Math" w:eastAsiaTheme="minorEastAsia" w:hAnsi="Cambria Math"/>
         </w:rPr>
-        <w:t>Ω</w:t>
-      </w:r>
-      <w:r>
-        <w:rPr>
-          <w:rFonts w:ascii="Cambria Math" w:eastAsiaTheme="minorEastAsia" w:hAnsi="Cambria Math"/>
-        </w:rPr>
-        <w:t xml:space="preserve"> de 2W cada una.</w:t>
+        <w:t>Ω de 2W cada una.</w:t>
       </w:r>
     </w:p>
     <w:p>
@@ -5537,19 +5497,7 @@
                 <w:rPr>
                   <w:rFonts w:ascii="Cambria Math" w:eastAsiaTheme="minorEastAsia" w:hAnsi="Cambria Math"/>
                 </w:rPr>
-                <m:t>3</m:t>
-              </m:r>
-              <m:r>
-                <w:rPr>
-                  <w:rFonts w:ascii="Cambria Math" w:eastAsiaTheme="minorEastAsia" w:hAnsi="Cambria Math"/>
-                </w:rPr>
-                <m:t>2</m:t>
-              </m:r>
-              <m:r>
-                <w:rPr>
-                  <w:rFonts w:ascii="Cambria Math" w:eastAsiaTheme="minorEastAsia" w:hAnsi="Cambria Math"/>
-                </w:rPr>
-                <m:t>V-1V</m:t>
+                <m:t>32V-0,7V</m:t>
               </m:r>
             </m:num>
             <m:den>
@@ -5557,13 +5505,7 @@
                 <w:rPr>
                   <w:rFonts w:ascii="Cambria Math" w:eastAsiaTheme="minorEastAsia" w:hAnsi="Cambria Math"/>
                 </w:rPr>
-                <m:t>30</m:t>
-              </m:r>
-              <m:r>
-                <w:rPr>
-                  <w:rFonts w:ascii="Cambria Math" w:eastAsiaTheme="minorEastAsia" w:hAnsi="Cambria Math"/>
-                </w:rPr>
-                <m:t>0</m:t>
+                <m:t>300</m:t>
               </m:r>
               <m:r>
                 <m:rPr>
@@ -5580,19 +5522,7 @@
             <w:rPr>
               <w:rFonts w:ascii="Cambria Math" w:eastAsiaTheme="minorEastAsia" w:hAnsi="Cambria Math"/>
             </w:rPr>
-            <m:t>=1</m:t>
-          </m:r>
-          <m:r>
-            <w:rPr>
-              <w:rFonts w:ascii="Cambria Math" w:eastAsiaTheme="minorEastAsia" w:hAnsi="Cambria Math"/>
-            </w:rPr>
-            <m:t>03</m:t>
-          </m:r>
-          <m:r>
-            <w:rPr>
-              <w:rFonts w:ascii="Cambria Math" w:eastAsiaTheme="minorEastAsia" w:hAnsi="Cambria Math"/>
-            </w:rPr>
-            <m:t>mA</m:t>
+            <m:t>=104mA</m:t>
           </m:r>
         </m:oMath>
       </m:oMathPara>
@@ -5736,25 +5666,7 @@
                 <w:rPr>
                   <w:rFonts w:ascii="Cambria Math" w:eastAsiaTheme="minorEastAsia" w:hAnsi="Cambria Math"/>
                 </w:rPr>
-                <m:t>1</m:t>
-              </m:r>
-              <m:r>
-                <w:rPr>
-                  <w:rFonts w:ascii="Cambria Math" w:eastAsiaTheme="minorEastAsia" w:hAnsi="Cambria Math"/>
-                </w:rPr>
-                <m:t>03</m:t>
-              </m:r>
-              <m:r>
-                <w:rPr>
-                  <w:rFonts w:ascii="Cambria Math" w:eastAsiaTheme="minorEastAsia" w:hAnsi="Cambria Math"/>
-                </w:rPr>
-                <m:t>m</m:t>
-              </m:r>
-              <m:r>
-                <w:rPr>
-                  <w:rFonts w:ascii="Cambria Math" w:eastAsiaTheme="minorEastAsia" w:hAnsi="Cambria Math"/>
-                </w:rPr>
-                <m:t>A</m:t>
+                <m:t>104mA</m:t>
               </m:r>
             </m:num>
             <m:den>
@@ -5770,19 +5682,7 @@
             <w:rPr>
               <w:rFonts w:ascii="Cambria Math" w:eastAsiaTheme="minorEastAsia" w:hAnsi="Cambria Math"/>
             </w:rPr>
-            <m:t>=2,</m:t>
-          </m:r>
-          <m:r>
-            <w:rPr>
-              <w:rFonts w:ascii="Cambria Math" w:eastAsiaTheme="minorEastAsia" w:hAnsi="Cambria Math"/>
-            </w:rPr>
-            <m:t>57</m:t>
-          </m:r>
-          <m:r>
-            <w:rPr>
-              <w:rFonts w:ascii="Cambria Math" w:eastAsiaTheme="minorEastAsia" w:hAnsi="Cambria Math"/>
-            </w:rPr>
-            <m:t>mA</m:t>
+            <m:t>=2,6mA</m:t>
           </m:r>
         </m:oMath>
       </m:oMathPara>
@@ -5978,19 +5878,7 @@
                 <w:rPr>
                   <w:rFonts w:ascii="Cambria Math" w:eastAsiaTheme="minorEastAsia" w:hAnsi="Cambria Math"/>
                 </w:rPr>
-                <m:t>2,5</m:t>
-              </m:r>
-              <m:r>
-                <w:rPr>
-                  <w:rFonts w:ascii="Cambria Math" w:eastAsiaTheme="minorEastAsia" w:hAnsi="Cambria Math"/>
-                </w:rPr>
-                <m:t>7</m:t>
-              </m:r>
-              <m:r>
-                <w:rPr>
-                  <w:rFonts w:ascii="Cambria Math" w:eastAsiaTheme="minorEastAsia" w:hAnsi="Cambria Math"/>
-                </w:rPr>
-                <m:t>mA</m:t>
+                <m:t>2,6mA</m:t>
               </m:r>
             </m:den>
           </m:f>
@@ -5998,13 +5886,7 @@
             <w:rPr>
               <w:rFonts w:ascii="Cambria Math" w:eastAsiaTheme="minorEastAsia" w:hAnsi="Cambria Math"/>
             </w:rPr>
-            <m:t>=3</m:t>
-          </m:r>
-          <m:r>
-            <w:rPr>
-              <w:rFonts w:ascii="Cambria Math" w:eastAsiaTheme="minorEastAsia" w:hAnsi="Cambria Math"/>
-            </w:rPr>
-            <m:t>619</m:t>
+            <m:t>=3577</m:t>
           </m:r>
           <m:r>
             <m:rPr>
@@ -6105,7 +5987,19 @@
         <w:rPr>
           <w:rFonts w:ascii="Cambria Math" w:eastAsiaTheme="minorEastAsia" w:hAnsi="Cambria Math"/>
         </w:rPr>
-        <w:t xml:space="preserve">, limitadora de corriente del diodo Zener D2. Según la hoja de datos del 1N4740, la máxima corriente que soporta el diodo Zener es de 25mA, para mantener un margen aceptable tomamos </w:t>
+        <w:t>, limitadora de corriente del diodo Zener D2. Según la hoja de datos del 1N4740, la máxima corriente que soporta el diodo Zener es de 2</w:t>
+      </w:r>
+      <w:r>
+        <w:rPr>
+          <w:rFonts w:ascii="Cambria Math" w:eastAsiaTheme="minorEastAsia" w:hAnsi="Cambria Math"/>
+        </w:rPr>
+        <w:t>,6</w:t>
+      </w:r>
+      <w:r>
+        <w:rPr>
+          <w:rFonts w:ascii="Cambria Math" w:eastAsiaTheme="minorEastAsia" w:hAnsi="Cambria Math"/>
+        </w:rPr>
+        <w:t xml:space="preserve">mA, para mantener un margen aceptable tomamos </w:t>
       </w:r>
       <w:r>
         <w:rPr>
@@ -6164,19 +6058,7 @@
             <w:rPr>
               <w:rFonts w:ascii="Cambria Math" w:eastAsiaTheme="minorEastAsia" w:hAnsi="Cambria Math"/>
             </w:rPr>
-            <m:t>=</m:t>
-          </m:r>
-          <m:r>
-            <w:rPr>
-              <w:rFonts w:ascii="Cambria Math" w:eastAsiaTheme="minorEastAsia" w:hAnsi="Cambria Math"/>
-            </w:rPr>
-            <m:t>4</m:t>
-          </m:r>
-          <m:r>
-            <w:rPr>
-              <w:rFonts w:ascii="Cambria Math" w:eastAsiaTheme="minorEastAsia" w:hAnsi="Cambria Math"/>
-            </w:rPr>
-            <m:t>mA</m:t>
+            <m:t>=4mA</m:t>
           </m:r>
         </m:oMath>
       </m:oMathPara>
@@ -6436,19 +6318,7 @@
                 <w:rPr>
                   <w:rFonts w:ascii="Cambria Math" w:eastAsiaTheme="minorEastAsia" w:hAnsi="Cambria Math"/>
                 </w:rPr>
-                <m:t>3</m:t>
-              </m:r>
-              <m:r>
-                <w:rPr>
-                  <w:rFonts w:ascii="Cambria Math" w:eastAsiaTheme="minorEastAsia" w:hAnsi="Cambria Math"/>
-                </w:rPr>
-                <m:t>2</m:t>
-              </m:r>
-              <m:r>
-                <w:rPr>
-                  <w:rFonts w:ascii="Cambria Math" w:eastAsiaTheme="minorEastAsia" w:hAnsi="Cambria Math"/>
-                </w:rPr>
-                <m:t>V-10V</m:t>
+                <m:t>32V-10V</m:t>
               </m:r>
             </m:num>
             <m:den>
@@ -6456,13 +6326,7 @@
                 <w:rPr>
                   <w:rFonts w:ascii="Cambria Math" w:eastAsiaTheme="minorEastAsia" w:hAnsi="Cambria Math"/>
                 </w:rPr>
-                <m:t>4</m:t>
-              </m:r>
-              <m:r>
-                <w:rPr>
-                  <w:rFonts w:ascii="Cambria Math" w:eastAsiaTheme="minorEastAsia" w:hAnsi="Cambria Math"/>
-                </w:rPr>
-                <m:t>mA</m:t>
+                <m:t>4mA</m:t>
               </m:r>
             </m:den>
           </m:f>
@@ -6470,13 +6334,7 @@
             <w:rPr>
               <w:rFonts w:ascii="Cambria Math" w:eastAsiaTheme="minorEastAsia" w:hAnsi="Cambria Math"/>
             </w:rPr>
-            <m:t>=</m:t>
-          </m:r>
-          <m:r>
-            <w:rPr>
-              <w:rFonts w:ascii="Cambria Math" w:eastAsiaTheme="minorEastAsia" w:hAnsi="Cambria Math"/>
-            </w:rPr>
-            <m:t>5500</m:t>
+            <m:t>=5500</m:t>
           </m:r>
           <m:r>
             <m:rPr>
@@ -6541,31 +6399,7 @@
             <w:rPr>
               <w:rFonts w:ascii="Cambria Math" w:eastAsiaTheme="minorEastAsia" w:hAnsi="Cambria Math"/>
             </w:rPr>
-            <m:t>=</m:t>
-          </m:r>
-          <m:r>
-            <w:rPr>
-              <w:rFonts w:ascii="Cambria Math" w:eastAsiaTheme="minorEastAsia" w:hAnsi="Cambria Math"/>
-            </w:rPr>
-            <m:t>5</m:t>
-          </m:r>
-          <m:r>
-            <w:rPr>
-              <w:rFonts w:ascii="Cambria Math" w:eastAsiaTheme="minorEastAsia" w:hAnsi="Cambria Math"/>
-            </w:rPr>
-            <m:t>,</m:t>
-          </m:r>
-          <m:r>
-            <w:rPr>
-              <w:rFonts w:ascii="Cambria Math" w:eastAsiaTheme="minorEastAsia" w:hAnsi="Cambria Math"/>
-            </w:rPr>
-            <m:t>6</m:t>
-          </m:r>
-          <m:r>
-            <w:rPr>
-              <w:rFonts w:ascii="Cambria Math" w:eastAsiaTheme="minorEastAsia" w:hAnsi="Cambria Math"/>
-            </w:rPr>
-            <m:t>k</m:t>
+            <m:t>=5,6k</m:t>
           </m:r>
           <m:r>
             <m:rPr>
@@ -7428,72 +7262,78 @@
         </w:rPr>
         <w:t>Fusible Electrónico</w:t>
       </w:r>
+    </w:p>
+    <w:p>
+      <w:pPr>
+        <w:rPr>
+          <w:rFonts w:ascii="Cambria Math" w:eastAsiaTheme="minorEastAsia" w:hAnsi="Cambria Math"/>
+        </w:rPr>
+      </w:pPr>
+      <w:r>
+        <w:rPr>
+          <w:rFonts w:ascii="Cambria Math" w:eastAsiaTheme="minorEastAsia" w:hAnsi="Cambria Math"/>
+        </w:rPr>
+        <w:t xml:space="preserve">Para diseñar la etapa de fusible electrónico, primero debemos considerar los requisitos que debe satisfacer el MOSFET que se utilizará como Switch </w:t>
+      </w:r>
+      <w:r>
+        <w:rPr>
+          <w:rFonts w:ascii="Cambria Math" w:eastAsiaTheme="minorEastAsia" w:hAnsi="Cambria Math"/>
+        </w:rPr>
+        <w:t>Low</w:t>
+      </w:r>
+      <w:r>
+        <w:rPr>
+          <w:rFonts w:ascii="Cambria Math" w:eastAsiaTheme="minorEastAsia" w:hAnsi="Cambria Math"/>
+        </w:rPr>
+        <w:t>-</w:t>
+      </w:r>
+      <w:proofErr w:type="spellStart"/>
+      <w:r>
+        <w:rPr>
+          <w:rFonts w:ascii="Cambria Math" w:eastAsiaTheme="minorEastAsia" w:hAnsi="Cambria Math"/>
+        </w:rPr>
+        <w:t>Side</w:t>
+      </w:r>
+      <w:proofErr w:type="spellEnd"/>
+      <w:r>
+        <w:rPr>
+          <w:rFonts w:ascii="Cambria Math" w:eastAsiaTheme="minorEastAsia" w:hAnsi="Cambria Math"/>
+        </w:rPr>
+        <w:t xml:space="preserve">. </w:t>
+      </w:r>
+    </w:p>
+    <w:p>
+      <w:pPr>
+        <w:rPr>
+          <w:rFonts w:ascii="Cambria Math" w:eastAsiaTheme="minorEastAsia" w:hAnsi="Cambria Math"/>
+        </w:rPr>
+      </w:pPr>
+      <w:r>
+        <w:rPr>
+          <w:rFonts w:ascii="Cambria Math" w:eastAsiaTheme="minorEastAsia" w:hAnsi="Cambria Math"/>
+        </w:rPr>
+        <w:t xml:space="preserve">Como el voltaje de activación mínimo es de 4V y el microcontrolador puede brindar como máximo 3,3V debemos incluir un </w:t>
+      </w:r>
+      <w:proofErr w:type="gramStart"/>
+      <w:r>
+        <w:rPr>
+          <w:rFonts w:ascii="Cambria Math" w:eastAsiaTheme="minorEastAsia" w:hAnsi="Cambria Math"/>
+        </w:rPr>
+        <w:t>driver</w:t>
+      </w:r>
+      <w:proofErr w:type="gramEnd"/>
+      <w:r>
+        <w:rPr>
+          <w:rFonts w:ascii="Cambria Math" w:eastAsiaTheme="minorEastAsia" w:hAnsi="Cambria Math"/>
+        </w:rPr>
+        <w:t xml:space="preserve"> entre la salida digital y el MOSFET. En la </w:t>
+      </w:r>
       <w:r>
         <w:rPr>
           <w:rFonts w:ascii="Cambria Math" w:eastAsiaTheme="minorEastAsia" w:hAnsi="Cambria Math"/>
           <w:b/>
           <w:bCs/>
         </w:rPr>
-        <w:t xml:space="preserve"> (Ver notación)</w:t>
-      </w:r>
-    </w:p>
-    <w:p>
-      <w:pPr>
-        <w:rPr>
-          <w:rFonts w:ascii="Cambria Math" w:eastAsiaTheme="minorEastAsia" w:hAnsi="Cambria Math"/>
-        </w:rPr>
-      </w:pPr>
-      <w:r>
-        <w:rPr>
-          <w:rFonts w:ascii="Cambria Math" w:eastAsiaTheme="minorEastAsia" w:hAnsi="Cambria Math"/>
-        </w:rPr>
-        <w:t xml:space="preserve">Para diseñar la etapa de fusible electrónico, primero debemos considerar los requisitos que debe satisfacer el MOSFET que se utilizará como Switch </w:t>
-      </w:r>
-      <w:r>
-        <w:rPr>
-          <w:rFonts w:ascii="Cambria Math" w:eastAsiaTheme="minorEastAsia" w:hAnsi="Cambria Math"/>
-        </w:rPr>
-        <w:t>Low</w:t>
-      </w:r>
-      <w:r>
-        <w:rPr>
-          <w:rFonts w:ascii="Cambria Math" w:eastAsiaTheme="minorEastAsia" w:hAnsi="Cambria Math"/>
-        </w:rPr>
-        <w:t>-</w:t>
-      </w:r>
-      <w:proofErr w:type="spellStart"/>
-      <w:r>
-        <w:rPr>
-          <w:rFonts w:ascii="Cambria Math" w:eastAsiaTheme="minorEastAsia" w:hAnsi="Cambria Math"/>
-        </w:rPr>
-        <w:t>Side</w:t>
-      </w:r>
-      <w:proofErr w:type="spellEnd"/>
-      <w:r>
-        <w:rPr>
-          <w:rFonts w:ascii="Cambria Math" w:eastAsiaTheme="minorEastAsia" w:hAnsi="Cambria Math"/>
-        </w:rPr>
-        <w:t xml:space="preserve">. </w:t>
-      </w:r>
-    </w:p>
-    <w:p>
-      <w:pPr>
-        <w:rPr>
-          <w:rFonts w:ascii="Cambria Math" w:eastAsiaTheme="minorEastAsia" w:hAnsi="Cambria Math"/>
-        </w:rPr>
-      </w:pPr>
-      <w:r>
-        <w:rPr>
-          <w:rFonts w:ascii="Cambria Math" w:eastAsiaTheme="minorEastAsia" w:hAnsi="Cambria Math"/>
-        </w:rPr>
-        <w:t xml:space="preserve">Como el voltaje de activación mínimo es de 4V y el microcontrolador puede brindar como máximo 3,3V debemos incluir un driver entre la salida digital y el MOSFET. En la </w:t>
-      </w:r>
-      <w:r>
-        <w:rPr>
-          <w:rFonts w:ascii="Cambria Math" w:eastAsiaTheme="minorEastAsia" w:hAnsi="Cambria Math"/>
-          <w:b/>
-          <w:bCs/>
-        </w:rPr>
         <w:t>Fig. 2</w:t>
       </w:r>
       <w:r>
@@ -7502,6 +7342,13 @@
         </w:rPr>
         <w:t xml:space="preserve"> observamos el esquema de conexión de este bloque del sistema.</w:t>
       </w:r>
+    </w:p>
+    <w:p>
+      <w:pPr>
+        <w:rPr>
+          <w:rFonts w:ascii="Cambria Math" w:eastAsiaTheme="minorEastAsia" w:hAnsi="Cambria Math"/>
+        </w:rPr>
+      </w:pPr>
     </w:p>
     <w:p>
       <w:pPr>
@@ -7520,10 +7367,10 @@
           <w:noProof/>
         </w:rPr>
         <w:drawing>
-          <wp:inline distT="0" distB="0" distL="0" distR="0" wp14:anchorId="6586A63F" wp14:editId="27138D1A">
-            <wp:extent cx="5401310" cy="3763645"/>
-            <wp:effectExtent l="0" t="0" r="8890" b="8255"/>
-            <wp:docPr id="1962448206" name="Imagen 4"/>
+          <wp:inline distT="0" distB="0" distL="0" distR="0" wp14:anchorId="48DEDB43" wp14:editId="5A2B8486">
+            <wp:extent cx="5400040" cy="3410585"/>
+            <wp:effectExtent l="0" t="0" r="0" b="0"/>
+            <wp:docPr id="349473492" name="Imagen 1"/>
             <wp:cNvGraphicFramePr>
               <a:graphicFrameLocks xmlns:a="http://schemas.openxmlformats.org/drawingml/2006/main" noChangeAspect="1"/>
             </wp:cNvGraphicFramePr>
@@ -7531,36 +7378,23 @@
               <a:graphicData uri="http://schemas.openxmlformats.org/drawingml/2006/picture">
                 <pic:pic xmlns:pic="http://schemas.openxmlformats.org/drawingml/2006/picture">
                   <pic:nvPicPr>
-                    <pic:cNvPr id="0" name="Picture 4"/>
-                    <pic:cNvPicPr>
-                      <a:picLocks noChangeAspect="1" noChangeArrowheads="1"/>
-                    </pic:cNvPicPr>
+                    <pic:cNvPr id="349473492" name=""/>
+                    <pic:cNvPicPr/>
                   </pic:nvPicPr>
                   <pic:blipFill>
-                    <a:blip r:embed="rId7">
-                      <a:extLst>
-                        <a:ext uri="{28A0092B-C50C-407E-A947-70E740481C1C}">
-                          <a14:useLocalDpi xmlns:a14="http://schemas.microsoft.com/office/drawing/2010/main" val="0"/>
-                        </a:ext>
-                      </a:extLst>
-                    </a:blip>
-                    <a:srcRect/>
+                    <a:blip r:embed="rId7"/>
                     <a:stretch>
                       <a:fillRect/>
                     </a:stretch>
                   </pic:blipFill>
-                  <pic:spPr bwMode="auto">
+                  <pic:spPr>
                     <a:xfrm>
                       <a:off x="0" y="0"/>
-                      <a:ext cx="5401310" cy="3763645"/>
+                      <a:ext cx="5400040" cy="3410585"/>
                     </a:xfrm>
                     <a:prstGeom prst="rect">
                       <a:avLst/>
                     </a:prstGeom>
-                    <a:noFill/>
-                    <a:ln>
-                      <a:noFill/>
-                    </a:ln>
                   </pic:spPr>
                 </pic:pic>
               </a:graphicData>
@@ -7672,14 +7506,7 @@
         <w:rPr>
           <w:rFonts w:ascii="Cambria Math" w:eastAsiaTheme="minorEastAsia" w:hAnsi="Cambria Math"/>
         </w:rPr>
-        <w:t xml:space="preserve"> disminuyan. Esto impacta en un mejor funcionamiento de la etapa, aunque debemos evitar alcanzar el valor </w:t>
-      </w:r>
-      <w:r>
-        <w:rPr>
-          <w:rFonts w:ascii="Cambria Math" w:eastAsiaTheme="minorEastAsia" w:hAnsi="Cambria Math"/>
-        </w:rPr>
-        <w:lastRenderedPageBreak/>
-        <w:t>máximo de voltaje de activación que puede soportar el componente, que es de 20V. Como criterio de diseño se elige</w:t>
+        <w:t xml:space="preserve"> disminuyan. Esto impacta en un mejor funcionamiento de la etapa, aunque debemos evitar alcanzar el valor máximo de voltaje de activación que puede soportar el componente, que es de 20V. Como criterio de diseño se elige</w:t>
       </w:r>
       <w:r>
         <w:rPr>
@@ -7753,7 +7580,19 @@
         <w:rPr>
           <w:rFonts w:ascii="Cambria Math" w:eastAsiaTheme="minorEastAsia" w:hAnsi="Cambria Math"/>
         </w:rPr>
-        <w:t>conectado a la tensión Vs obtenida a la salida del filtro capacitivo principal C1. El valor de Vs es de 31,84V.</w:t>
+        <w:t>conectado a la tensión Vs obtenida a la salida del filtro capacitivo principal C1. El valor de Vs es de 3</w:t>
+      </w:r>
+      <w:r>
+        <w:rPr>
+          <w:rFonts w:ascii="Cambria Math" w:eastAsiaTheme="minorEastAsia" w:hAnsi="Cambria Math"/>
+        </w:rPr>
+        <w:t>2V</w:t>
+      </w:r>
+      <w:r>
+        <w:rPr>
+          <w:rFonts w:ascii="Cambria Math" w:eastAsiaTheme="minorEastAsia" w:hAnsi="Cambria Math"/>
+        </w:rPr>
+        <w:t>.</w:t>
       </w:r>
     </w:p>
     <w:p>
@@ -7772,7 +7611,7 @@
         <w:rPr>
           <w:rFonts w:ascii="Cambria Math" w:eastAsiaTheme="minorEastAsia" w:hAnsi="Cambria Math"/>
         </w:rPr>
-        <w:t>2</w:t>
+        <w:t>4</w:t>
       </w:r>
       <w:r>
         <w:rPr>
@@ -7784,13 +7623,13 @@
         <w:rPr>
           <w:rFonts w:ascii="Cambria Math" w:eastAsiaTheme="minorEastAsia" w:hAnsi="Cambria Math"/>
         </w:rPr>
-        <w:t>3</w:t>
-      </w:r>
-      <w:r>
-        <w:rPr>
-          <w:rFonts w:ascii="Cambria Math" w:eastAsiaTheme="minorEastAsia" w:hAnsi="Cambria Math"/>
-        </w:rPr>
-        <w:t xml:space="preserve"> que forman el divisor de tensión que polariza al MOSFET.</w:t>
+        <w:t xml:space="preserve">5 </w:t>
+      </w:r>
+      <w:r>
+        <w:rPr>
+          <w:rFonts w:ascii="Cambria Math" w:eastAsiaTheme="minorEastAsia" w:hAnsi="Cambria Math"/>
+        </w:rPr>
+        <w:t>que forman el divisor de tensión que polariza al MOSFET.</w:t>
       </w:r>
     </w:p>
     <w:p>
@@ -7929,7 +7768,7 @@
                     <w:rPr>
                       <w:rFonts w:ascii="Cambria Math" w:eastAsiaTheme="minorEastAsia" w:hAnsi="Cambria Math"/>
                     </w:rPr>
-                    <m:t>3</m:t>
+                    <m:t>5</m:t>
                   </m:r>
                 </m:sub>
               </m:sSub>
@@ -7957,7 +7796,7 @@
                     <w:rPr>
                       <w:rFonts w:ascii="Cambria Math" w:eastAsiaTheme="minorEastAsia" w:hAnsi="Cambria Math"/>
                     </w:rPr>
-                    <m:t>2</m:t>
+                    <m:t>4</m:t>
                   </m:r>
                 </m:sub>
               </m:sSub>
@@ -7989,7 +7828,7 @@
                     <w:rPr>
                       <w:rFonts w:ascii="Cambria Math" w:eastAsiaTheme="minorEastAsia" w:hAnsi="Cambria Math"/>
                     </w:rPr>
-                    <m:t>3</m:t>
+                    <m:t>5</m:t>
                   </m:r>
                 </m:sub>
               </m:sSub>
@@ -8110,7 +7949,7 @@
                     <w:rPr>
                       <w:rFonts w:ascii="Cambria Math" w:eastAsiaTheme="minorEastAsia" w:hAnsi="Cambria Math"/>
                     </w:rPr>
-                    <m:t>3</m:t>
+                    <m:t>5</m:t>
                   </m:r>
                 </m:sub>
               </m:sSub>
@@ -8138,7 +7977,7 @@
                     <w:rPr>
                       <w:rFonts w:ascii="Cambria Math" w:eastAsiaTheme="minorEastAsia" w:hAnsi="Cambria Math"/>
                     </w:rPr>
-                    <m:t>2</m:t>
+                    <m:t>4</m:t>
                   </m:r>
                 </m:sub>
               </m:sSub>
@@ -8170,7 +8009,7 @@
                     <w:rPr>
                       <w:rFonts w:ascii="Cambria Math" w:eastAsiaTheme="minorEastAsia" w:hAnsi="Cambria Math"/>
                     </w:rPr>
-                    <m:t>3</m:t>
+                    <m:t>5</m:t>
                   </m:r>
                 </m:sub>
               </m:sSub>
@@ -8204,7 +8043,7 @@
                 <w:rPr>
                   <w:rFonts w:ascii="Cambria Math" w:eastAsiaTheme="minorEastAsia" w:hAnsi="Cambria Math"/>
                 </w:rPr>
-                <m:t>31,84V</m:t>
+                <m:t>32V</m:t>
               </m:r>
             </m:den>
           </m:f>
@@ -8247,7 +8086,7 @@
                 <w:rPr>
                   <w:rFonts w:ascii="Cambria Math" w:eastAsiaTheme="minorEastAsia" w:hAnsi="Cambria Math"/>
                 </w:rPr>
-                <m:t>3</m:t>
+                <m:t>5</m:t>
               </m:r>
             </m:sub>
           </m:sSub>
@@ -8289,7 +8128,7 @@
                     <w:rPr>
                       <w:rFonts w:ascii="Cambria Math" w:eastAsiaTheme="minorEastAsia" w:hAnsi="Cambria Math"/>
                     </w:rPr>
-                    <m:t>2</m:t>
+                    <m:t>4</m:t>
                   </m:r>
                 </m:sub>
               </m:sSub>
@@ -8321,7 +8160,7 @@
                     <w:rPr>
                       <w:rFonts w:ascii="Cambria Math" w:eastAsiaTheme="minorEastAsia" w:hAnsi="Cambria Math"/>
                     </w:rPr>
-                    <m:t>3</m:t>
+                    <m:t>5</m:t>
                   </m:r>
                 </m:sub>
               </m:sSub>
@@ -8355,7 +8194,7 @@
                 <w:rPr>
                   <w:rFonts w:ascii="Cambria Math" w:eastAsiaTheme="minorEastAsia" w:hAnsi="Cambria Math"/>
                 </w:rPr>
-                <m:t>2</m:t>
+                <m:t>4</m:t>
               </m:r>
             </m:sub>
           </m:sSub>
@@ -8405,7 +8244,7 @@
                 <w:rPr>
                   <w:rFonts w:ascii="Cambria Math" w:eastAsiaTheme="minorEastAsia" w:hAnsi="Cambria Math"/>
                 </w:rPr>
-                <m:t>3</m:t>
+                <m:t>5</m:t>
               </m:r>
             </m:sub>
           </m:sSub>
@@ -8448,7 +8287,7 @@
                 <w:rPr>
                   <w:rFonts w:ascii="Cambria Math" w:eastAsiaTheme="minorEastAsia" w:hAnsi="Cambria Math"/>
                 </w:rPr>
-                <m:t>3</m:t>
+                <m:t>5</m:t>
               </m:r>
             </m:sub>
           </m:sSub>
@@ -8480,7 +8319,7 @@
                 <w:rPr>
                   <w:rFonts w:ascii="Cambria Math" w:eastAsiaTheme="minorEastAsia" w:hAnsi="Cambria Math"/>
                 </w:rPr>
-                <m:t>2</m:t>
+                <m:t>4</m:t>
               </m:r>
             </m:sub>
           </m:sSub>
@@ -8517,7 +8356,7 @@
                 <w:rPr>
                   <w:rFonts w:ascii="Cambria Math" w:eastAsiaTheme="minorEastAsia" w:hAnsi="Cambria Math"/>
                 </w:rPr>
-                <m:t>3</m:t>
+                <m:t>5</m:t>
               </m:r>
             </m:sub>
           </m:sSub>
@@ -8565,7 +8404,7 @@
                     <w:rPr>
                       <w:rFonts w:ascii="Cambria Math" w:eastAsiaTheme="minorEastAsia" w:hAnsi="Cambria Math"/>
                     </w:rPr>
-                    <m:t>2</m:t>
+                    <m:t>4</m:t>
                   </m:r>
                 </m:sub>
               </m:sSub>
@@ -8612,7 +8451,7 @@
                 <w:rPr>
                   <w:rFonts w:ascii="Cambria Math" w:eastAsiaTheme="minorEastAsia" w:hAnsi="Cambria Math"/>
                 </w:rPr>
-                <m:t>3</m:t>
+                <m:t>5</m:t>
               </m:r>
             </m:sub>
           </m:sSub>
@@ -8662,7 +8501,7 @@
                 <w:rPr>
                   <w:rFonts w:ascii="Cambria Math" w:eastAsiaTheme="minorEastAsia" w:hAnsi="Cambria Math"/>
                 </w:rPr>
-                <m:t>2</m:t>
+                <m:t>4</m:t>
               </m:r>
             </m:sub>
           </m:sSub>
@@ -8685,7 +8524,7 @@
         <w:rPr>
           <w:rFonts w:ascii="Cambria Math" w:eastAsiaTheme="minorEastAsia" w:hAnsi="Cambria Math"/>
         </w:rPr>
-        <w:t>2</w:t>
+        <w:t>4</w:t>
       </w:r>
       <w:r>
         <w:rPr>
@@ -8773,7 +8612,7 @@
                 <w:rPr>
                   <w:rFonts w:ascii="Cambria Math" w:eastAsiaTheme="minorEastAsia" w:hAnsi="Cambria Math"/>
                 </w:rPr>
-                <m:t>3</m:t>
+                <m:t>4</m:t>
               </m:r>
             </m:sub>
           </m:sSub>
@@ -8822,13 +8661,37 @@
         <w:rPr>
           <w:rFonts w:ascii="Cambria Math" w:eastAsiaTheme="minorEastAsia" w:hAnsi="Cambria Math"/>
         </w:rPr>
-        <w:t>Para obtener una constante de tiempo menor a 330ns, lo cual me asegura un tiempo de conmutación menor a 1us, calculo R</w:t>
-      </w:r>
-      <w:r>
-        <w:rPr>
-          <w:rFonts w:ascii="Cambria Math" w:eastAsiaTheme="minorEastAsia" w:hAnsi="Cambria Math"/>
-        </w:rPr>
-        <w:t>2</w:t>
+        <w:t>Para obtener una constante de tiempo menor a 3</w:t>
+      </w:r>
+      <w:r>
+        <w:rPr>
+          <w:rFonts w:ascii="Cambria Math" w:eastAsiaTheme="minorEastAsia" w:hAnsi="Cambria Math"/>
+        </w:rPr>
+        <w:t>,</w:t>
+      </w:r>
+      <w:r>
+        <w:rPr>
+          <w:rFonts w:ascii="Cambria Math" w:eastAsiaTheme="minorEastAsia" w:hAnsi="Cambria Math"/>
+        </w:rPr>
+        <w:t>3</w:t>
+      </w:r>
+      <w:r>
+        <w:rPr>
+          <w:rFonts w:ascii="Cambria Math" w:eastAsiaTheme="minorEastAsia" w:hAnsi="Cambria Math"/>
+        </w:rPr>
+        <w:t>u</w:t>
+      </w:r>
+      <w:r>
+        <w:rPr>
+          <w:rFonts w:ascii="Cambria Math" w:eastAsiaTheme="minorEastAsia" w:hAnsi="Cambria Math"/>
+        </w:rPr>
+        <w:t>s calculo R</w:t>
+      </w:r>
+      <w:r>
+        <w:rPr>
+          <w:rFonts w:ascii="Cambria Math" w:eastAsiaTheme="minorEastAsia" w:hAnsi="Cambria Math"/>
+        </w:rPr>
+        <w:t>4</w:t>
       </w:r>
       <w:r>
         <w:rPr>
@@ -8867,7 +8730,7 @@
                 <w:rPr>
                   <w:rFonts w:ascii="Cambria Math" w:eastAsiaTheme="minorEastAsia" w:hAnsi="Cambria Math"/>
                 </w:rPr>
-                <m:t>2</m:t>
+                <m:t>4</m:t>
               </m:r>
             </m:sub>
           </m:sSub>
@@ -8943,7 +8806,7 @@
                 <w:rPr>
                   <w:rFonts w:ascii="Cambria Math" w:eastAsiaTheme="minorEastAsia" w:hAnsi="Cambria Math"/>
                 </w:rPr>
-                <m:t>330ns</m:t>
+                <m:t>3,3us</m:t>
               </m:r>
             </m:num>
             <m:den>
@@ -8959,7 +8822,7 @@
             <w:rPr>
               <w:rFonts w:ascii="Cambria Math" w:eastAsiaTheme="minorEastAsia" w:hAnsi="Cambria Math"/>
             </w:rPr>
-            <m:t>=1k</m:t>
+            <m:t>=10k</m:t>
           </m:r>
           <m:r>
             <m:rPr>
@@ -8989,7 +8852,7 @@
         <w:rPr>
           <w:rFonts w:ascii="Cambria Math" w:eastAsiaTheme="minorEastAsia" w:hAnsi="Cambria Math"/>
         </w:rPr>
-        <w:t>3</w:t>
+        <w:t>5</w:t>
       </w:r>
       <w:r>
         <w:rPr>
@@ -9028,7 +8891,7 @@
                 <w:rPr>
                   <w:rFonts w:ascii="Cambria Math" w:eastAsiaTheme="minorEastAsia" w:hAnsi="Cambria Math"/>
                 </w:rPr>
-                <m:t>3</m:t>
+                <m:t>5</m:t>
               </m:r>
             </m:sub>
           </m:sSub>
@@ -9078,7 +8941,7 @@
                 <w:rPr>
                   <w:rFonts w:ascii="Cambria Math" w:eastAsiaTheme="minorEastAsia" w:hAnsi="Cambria Math"/>
                 </w:rPr>
-                <m:t>3</m:t>
+                <m:t>5</m:t>
               </m:r>
             </m:sub>
           </m:sSub>
@@ -9137,7 +9000,7 @@
             <w:rPr>
               <w:rFonts w:ascii="Cambria Math" w:eastAsiaTheme="minorEastAsia" w:hAnsi="Cambria Math"/>
             </w:rPr>
-            <m:t>≅887</m:t>
+            <m:t>≅8870</m:t>
           </m:r>
           <m:r>
             <m:rPr>
@@ -9194,7 +9057,7 @@
                 <w:rPr>
                   <w:rFonts w:ascii="Cambria Math" w:eastAsiaTheme="minorEastAsia" w:hAnsi="Cambria Math"/>
                 </w:rPr>
-                <m:t>3</m:t>
+                <m:t>5</m:t>
               </m:r>
             </m:sub>
           </m:sSub>
@@ -9202,7 +9065,7 @@
             <w:rPr>
               <w:rFonts w:ascii="Cambria Math" w:eastAsiaTheme="minorEastAsia" w:hAnsi="Cambria Math"/>
             </w:rPr>
-            <m:t>=820</m:t>
+            <m:t>=8,2 k</m:t>
           </m:r>
           <m:r>
             <m:rPr>
@@ -9211,7 +9074,7 @@
             <w:rPr>
               <w:rFonts w:ascii="Cambria Math" w:eastAsiaTheme="minorEastAsia" w:hAnsi="Cambria Math"/>
             </w:rPr>
-            <m:t xml:space="preserve"> Ω</m:t>
+            <m:t>Ω</m:t>
           </m:r>
         </m:oMath>
       </m:oMathPara>
@@ -9226,20 +9089,32 @@
         <w:rPr>
           <w:rFonts w:ascii="Cambria Math" w:eastAsiaTheme="minorEastAsia" w:hAnsi="Cambria Math"/>
         </w:rPr>
+        <w:t>Ahora, calculamos el valor de R</w:t>
+      </w:r>
+      <w:r>
+        <w:rPr>
+          <w:rFonts w:ascii="Cambria Math" w:eastAsiaTheme="minorEastAsia" w:hAnsi="Cambria Math"/>
+        </w:rPr>
+        <w:t>6</w:t>
+      </w:r>
+      <w:r>
+        <w:rPr>
+          <w:rFonts w:ascii="Cambria Math" w:eastAsiaTheme="minorEastAsia" w:hAnsi="Cambria Math"/>
+        </w:rPr>
+        <w:t xml:space="preserve"> para limitar la corriente de base que polariza a Q2. La corriente de colector de polarización del transistor Q2 se diseña para tener un margen aceptable que permita absorber los picos de corriente que se generan en la conmutación debido a la capacitancia interna del MOSFET.</w:t>
+      </w:r>
+    </w:p>
+    <w:p>
+      <w:pPr>
+        <w:rPr>
+          <w:rFonts w:ascii="Cambria Math" w:eastAsiaTheme="minorEastAsia" w:hAnsi="Cambria Math"/>
+        </w:rPr>
+      </w:pPr>
+      <w:r>
+        <w:rPr>
+          <w:rFonts w:ascii="Cambria Math" w:eastAsiaTheme="minorEastAsia" w:hAnsi="Cambria Math"/>
+        </w:rPr>
         <w:lastRenderedPageBreak/>
-        <w:t>Ahora, calculamos el valor de R1 para limitar la corriente de base que polariza a Q2. La corriente de colector de polarización del transistor Q2 se diseña para tener un margen aceptable que permita absorber los picos de corriente que se generan en la conmutación debido a la capacitancia interna del MOSFET.</w:t>
-      </w:r>
-    </w:p>
-    <w:p>
-      <w:pPr>
-        <w:rPr>
-          <w:rFonts w:ascii="Cambria Math" w:eastAsiaTheme="minorEastAsia" w:hAnsi="Cambria Math"/>
-        </w:rPr>
-      </w:pPr>
-      <w:r>
-        <w:rPr>
-          <w:rFonts w:ascii="Cambria Math" w:eastAsiaTheme="minorEastAsia" w:hAnsi="Cambria Math"/>
-        </w:rPr>
         <w:t xml:space="preserve">Entre obtener </w:t>
       </w:r>
       <w:r>
@@ -9289,7 +9164,19 @@
         <w:rPr>
           <w:rFonts w:ascii="Cambria Math" w:eastAsiaTheme="minorEastAsia" w:hAnsi="Cambria Math"/>
         </w:rPr>
-        <w:t>Para este valor de corriente de colector, la ganancia de corriente es de 150. Calculamos la corriente de base:</w:t>
+        <w:t>Para este valor de corriente de colector, la ganancia de corriente es de 1</w:t>
+      </w:r>
+      <w:r>
+        <w:rPr>
+          <w:rFonts w:ascii="Cambria Math" w:eastAsiaTheme="minorEastAsia" w:hAnsi="Cambria Math"/>
+        </w:rPr>
+        <w:t>0</w:t>
+      </w:r>
+      <w:r>
+        <w:rPr>
+          <w:rFonts w:ascii="Cambria Math" w:eastAsiaTheme="minorEastAsia" w:hAnsi="Cambria Math"/>
+        </w:rPr>
+        <w:t>0. Calculamos la corriente de base:</w:t>
       </w:r>
     </w:p>
     <w:p>
@@ -9488,7 +9375,7 @@
                 <w:rPr>
                   <w:rFonts w:ascii="Cambria Math" w:eastAsiaTheme="minorEastAsia" w:hAnsi="Cambria Math"/>
                 </w:rPr>
-                <m:t>1</m:t>
+                <m:t>6</m:t>
               </m:r>
             </m:sub>
           </m:sSub>
@@ -9689,7 +9576,7 @@
                 <w:rPr>
                   <w:rFonts w:ascii="Cambria Math" w:eastAsiaTheme="minorEastAsia" w:hAnsi="Cambria Math"/>
                 </w:rPr>
-                <m:t>1</m:t>
+                <m:t>6</m:t>
               </m:r>
             </m:sub>
           </m:sSub>
@@ -9740,24 +9627,16 @@
           <w:rFonts w:ascii="Cambria Math" w:eastAsiaTheme="minorEastAsia" w:hAnsi="Cambria Math"/>
         </w:rPr>
       </w:pPr>
-    </w:p>
-    <w:p>
-      <w:pPr>
-        <w:rPr>
-          <w:rFonts w:ascii="Cambria Math" w:eastAsiaTheme="minorEastAsia" w:hAnsi="Cambria Math"/>
-        </w:rPr>
-      </w:pPr>
       <w:r>
         <w:rPr>
           <w:rFonts w:ascii="Cambria Math" w:eastAsiaTheme="minorEastAsia" w:hAnsi="Cambria Math"/>
           <w:noProof/>
         </w:rPr>
-        <w:lastRenderedPageBreak/>
         <w:drawing>
-          <wp:inline distT="0" distB="0" distL="0" distR="0" wp14:anchorId="57A9EB11" wp14:editId="04362CC4">
-            <wp:extent cx="5401310" cy="3933825"/>
-            <wp:effectExtent l="0" t="0" r="8890" b="9525"/>
-            <wp:docPr id="259376598" name="Imagen 5"/>
+          <wp:inline distT="0" distB="0" distL="0" distR="0" wp14:anchorId="159B4171" wp14:editId="4950D4E7">
+            <wp:extent cx="5400040" cy="3410585"/>
+            <wp:effectExtent l="0" t="0" r="0" b="0"/>
+            <wp:docPr id="516841494" name="Imagen 1" descr="Diagrama, Esquemático&#10;&#10;El contenido generado por IA puede ser incorrecto."/>
             <wp:cNvGraphicFramePr>
               <a:graphicFrameLocks xmlns:a="http://schemas.openxmlformats.org/drawingml/2006/main" noChangeAspect="1"/>
             </wp:cNvGraphicFramePr>
@@ -9765,36 +9644,23 @@
               <a:graphicData uri="http://schemas.openxmlformats.org/drawingml/2006/picture">
                 <pic:pic xmlns:pic="http://schemas.openxmlformats.org/drawingml/2006/picture">
                   <pic:nvPicPr>
-                    <pic:cNvPr id="0" name="Picture 5"/>
-                    <pic:cNvPicPr>
-                      <a:picLocks noChangeAspect="1" noChangeArrowheads="1"/>
-                    </pic:cNvPicPr>
+                    <pic:cNvPr id="516841494" name="Imagen 1" descr="Diagrama, Esquemático&#10;&#10;El contenido generado por IA puede ser incorrecto."/>
+                    <pic:cNvPicPr/>
                   </pic:nvPicPr>
                   <pic:blipFill>
-                    <a:blip r:embed="rId8">
-                      <a:extLst>
-                        <a:ext uri="{28A0092B-C50C-407E-A947-70E740481C1C}">
-                          <a14:useLocalDpi xmlns:a14="http://schemas.microsoft.com/office/drawing/2010/main" val="0"/>
-                        </a:ext>
-                      </a:extLst>
-                    </a:blip>
-                    <a:srcRect/>
+                    <a:blip r:embed="rId7"/>
                     <a:stretch>
                       <a:fillRect/>
                     </a:stretch>
                   </pic:blipFill>
-                  <pic:spPr bwMode="auto">
+                  <pic:spPr>
                     <a:xfrm>
                       <a:off x="0" y="0"/>
-                      <a:ext cx="5401310" cy="3933825"/>
+                      <a:ext cx="5400040" cy="3410585"/>
                     </a:xfrm>
                     <a:prstGeom prst="rect">
                       <a:avLst/>
                     </a:prstGeom>
-                    <a:noFill/>
-                    <a:ln>
-                      <a:noFill/>
-                    </a:ln>
                   </pic:spPr>
                 </pic:pic>
               </a:graphicData>
@@ -9828,6 +9694,1962 @@
         </w:rPr>
         <w:t xml:space="preserve"> Esquema final parametrizado del bloque de fusible electrónico</w:t>
       </w:r>
+    </w:p>
+    <w:p>
+      <w:pPr>
+        <w:pStyle w:val="Prrafodelista"/>
+        <w:numPr>
+          <w:ilvl w:val="1"/>
+          <w:numId w:val="6"/>
+        </w:numPr>
+        <w:rPr>
+          <w:rFonts w:ascii="Cambria Math" w:eastAsiaTheme="minorEastAsia" w:hAnsi="Cambria Math"/>
+          <w:b/>
+          <w:bCs/>
+        </w:rPr>
+      </w:pPr>
+      <w:r>
+        <w:rPr>
+          <w:rFonts w:ascii="Cambria Math" w:eastAsiaTheme="minorEastAsia" w:hAnsi="Cambria Math"/>
+          <w:b/>
+          <w:bCs/>
+        </w:rPr>
+        <w:t>Medidor de voltaje de salida</w:t>
+      </w:r>
+    </w:p>
+    <w:p>
+      <w:pPr>
+        <w:rPr>
+          <w:rFonts w:ascii="Cambria Math" w:eastAsiaTheme="minorEastAsia" w:hAnsi="Cambria Math"/>
+        </w:rPr>
+      </w:pPr>
+      <w:r>
+        <w:rPr>
+          <w:rFonts w:ascii="Cambria Math" w:eastAsiaTheme="minorEastAsia" w:hAnsi="Cambria Math"/>
+        </w:rPr>
+        <w:t xml:space="preserve">Para calcular las resistencias R7 y R8 que conforman el divisor de tensión se calculan suponiendo que circula una corriente a través de ellas de 1mA para no </w:t>
+      </w:r>
+      <w:r>
+        <w:rPr>
+          <w:rFonts w:ascii="Cambria Math" w:eastAsiaTheme="minorEastAsia" w:hAnsi="Cambria Math"/>
+        </w:rPr>
+        <w:lastRenderedPageBreak/>
+        <w:t>cargar tanto la salida y evitar generar un consumo alto de potencia. Para 25V de voltaje de salida, debo tener 3,3V de caída de tensión en R8.</w:t>
+      </w:r>
+    </w:p>
+    <w:p>
+      <w:pPr>
+        <w:rPr>
+          <w:rFonts w:ascii="Cambria Math" w:eastAsiaTheme="minorEastAsia" w:hAnsi="Cambria Math"/>
+        </w:rPr>
+      </w:pPr>
+      <m:oMathPara>
+        <m:oMath>
+          <m:sSub>
+            <m:sSubPr>
+              <m:ctrlPr>
+                <w:rPr>
+                  <w:rFonts w:ascii="Cambria Math" w:eastAsiaTheme="minorEastAsia" w:hAnsi="Cambria Math"/>
+                  <w:i/>
+                </w:rPr>
+              </m:ctrlPr>
+            </m:sSubPr>
+            <m:e>
+              <m:r>
+                <w:rPr>
+                  <w:rFonts w:ascii="Cambria Math" w:eastAsiaTheme="minorEastAsia" w:hAnsi="Cambria Math"/>
+                </w:rPr>
+                <m:t>R</m:t>
+              </m:r>
+            </m:e>
+            <m:sub>
+              <m:r>
+                <w:rPr>
+                  <w:rFonts w:ascii="Cambria Math" w:eastAsiaTheme="minorEastAsia" w:hAnsi="Cambria Math"/>
+                </w:rPr>
+                <m:t>8</m:t>
+              </m:r>
+            </m:sub>
+          </m:sSub>
+          <m:r>
+            <w:rPr>
+              <w:rFonts w:ascii="Cambria Math" w:eastAsiaTheme="minorEastAsia" w:hAnsi="Cambria Math"/>
+            </w:rPr>
+            <m:t>=</m:t>
+          </m:r>
+          <m:f>
+            <m:fPr>
+              <m:ctrlPr>
+                <w:rPr>
+                  <w:rFonts w:ascii="Cambria Math" w:eastAsiaTheme="minorEastAsia" w:hAnsi="Cambria Math"/>
+                  <w:i/>
+                </w:rPr>
+              </m:ctrlPr>
+            </m:fPr>
+            <m:num>
+              <m:sSub>
+                <m:sSubPr>
+                  <m:ctrlPr>
+                    <w:rPr>
+                      <w:rFonts w:ascii="Cambria Math" w:eastAsiaTheme="minorEastAsia" w:hAnsi="Cambria Math"/>
+                      <w:i/>
+                    </w:rPr>
+                  </m:ctrlPr>
+                </m:sSubPr>
+                <m:e>
+                  <m:r>
+                    <w:rPr>
+                      <w:rFonts w:ascii="Cambria Math" w:eastAsiaTheme="minorEastAsia" w:hAnsi="Cambria Math"/>
+                    </w:rPr>
+                    <m:t>V</m:t>
+                  </m:r>
+                </m:e>
+                <m:sub>
+                  <m:r>
+                    <w:rPr>
+                      <w:rFonts w:ascii="Cambria Math" w:eastAsiaTheme="minorEastAsia" w:hAnsi="Cambria Math"/>
+                    </w:rPr>
+                    <m:t>uC</m:t>
+                  </m:r>
+                </m:sub>
+              </m:sSub>
+            </m:num>
+            <m:den>
+              <m:sSub>
+                <m:sSubPr>
+                  <m:ctrlPr>
+                    <w:rPr>
+                      <w:rFonts w:ascii="Cambria Math" w:eastAsiaTheme="minorEastAsia" w:hAnsi="Cambria Math"/>
+                      <w:i/>
+                    </w:rPr>
+                  </m:ctrlPr>
+                </m:sSubPr>
+                <m:e>
+                  <m:r>
+                    <w:rPr>
+                      <w:rFonts w:ascii="Cambria Math" w:eastAsiaTheme="minorEastAsia" w:hAnsi="Cambria Math"/>
+                    </w:rPr>
+                    <m:t>I</m:t>
+                  </m:r>
+                </m:e>
+                <m:sub>
+                  <m:r>
+                    <w:rPr>
+                      <w:rFonts w:ascii="Cambria Math" w:eastAsiaTheme="minorEastAsia" w:hAnsi="Cambria Math"/>
+                    </w:rPr>
+                    <m:t>0</m:t>
+                  </m:r>
+                </m:sub>
+              </m:sSub>
+            </m:den>
+          </m:f>
+          <m:r>
+            <w:rPr>
+              <w:rFonts w:ascii="Cambria Math" w:eastAsiaTheme="minorEastAsia" w:hAnsi="Cambria Math"/>
+            </w:rPr>
+            <m:t>=</m:t>
+          </m:r>
+          <m:f>
+            <m:fPr>
+              <m:ctrlPr>
+                <w:rPr>
+                  <w:rFonts w:ascii="Cambria Math" w:eastAsiaTheme="minorEastAsia" w:hAnsi="Cambria Math"/>
+                  <w:i/>
+                </w:rPr>
+              </m:ctrlPr>
+            </m:fPr>
+            <m:num>
+              <m:r>
+                <w:rPr>
+                  <w:rFonts w:ascii="Cambria Math" w:eastAsiaTheme="minorEastAsia" w:hAnsi="Cambria Math"/>
+                </w:rPr>
+                <m:t>3,3V</m:t>
+              </m:r>
+            </m:num>
+            <m:den>
+              <m:r>
+                <w:rPr>
+                  <w:rFonts w:ascii="Cambria Math" w:eastAsiaTheme="minorEastAsia" w:hAnsi="Cambria Math"/>
+                </w:rPr>
+                <m:t>1mA</m:t>
+              </m:r>
+            </m:den>
+          </m:f>
+          <m:r>
+            <w:rPr>
+              <w:rFonts w:ascii="Cambria Math" w:eastAsiaTheme="minorEastAsia" w:hAnsi="Cambria Math"/>
+            </w:rPr>
+            <m:t>=3,3k</m:t>
+          </m:r>
+          <m:r>
+            <m:rPr>
+              <m:sty m:val="p"/>
+            </m:rPr>
+            <w:rPr>
+              <w:rFonts w:ascii="Cambria Math" w:eastAsiaTheme="minorEastAsia" w:hAnsi="Cambria Math"/>
+            </w:rPr>
+            <m:t>Ω</m:t>
+          </m:r>
+        </m:oMath>
+      </m:oMathPara>
+    </w:p>
+    <w:p>
+      <w:pPr>
+        <w:rPr>
+          <w:rFonts w:ascii="Cambria Math" w:eastAsiaTheme="minorEastAsia" w:hAnsi="Cambria Math"/>
+        </w:rPr>
+      </w:pPr>
+      <w:r>
+        <w:rPr>
+          <w:rFonts w:ascii="Cambria Math" w:eastAsiaTheme="minorEastAsia" w:hAnsi="Cambria Math"/>
+        </w:rPr>
+        <w:t>A máxima tensión de salida, tenemos una caída de tensión en R7 de:</w:t>
+      </w:r>
+    </w:p>
+    <w:p>
+      <w:pPr>
+        <w:rPr>
+          <w:rFonts w:ascii="Cambria Math" w:eastAsiaTheme="minorEastAsia" w:hAnsi="Cambria Math"/>
+        </w:rPr>
+      </w:pPr>
+      <m:oMathPara>
+        <m:oMath>
+          <m:sSub>
+            <m:sSubPr>
+              <m:ctrlPr>
+                <w:rPr>
+                  <w:rFonts w:ascii="Cambria Math" w:eastAsiaTheme="minorEastAsia" w:hAnsi="Cambria Math"/>
+                  <w:i/>
+                </w:rPr>
+              </m:ctrlPr>
+            </m:sSubPr>
+            <m:e>
+              <m:r>
+                <w:rPr>
+                  <w:rFonts w:ascii="Cambria Math" w:eastAsiaTheme="minorEastAsia" w:hAnsi="Cambria Math"/>
+                </w:rPr>
+                <m:t>V</m:t>
+              </m:r>
+            </m:e>
+            <m:sub>
+              <m:r>
+                <w:rPr>
+                  <w:rFonts w:ascii="Cambria Math" w:eastAsiaTheme="minorEastAsia" w:hAnsi="Cambria Math"/>
+                </w:rPr>
+                <m:t>R7</m:t>
+              </m:r>
+            </m:sub>
+          </m:sSub>
+          <m:r>
+            <w:rPr>
+              <w:rFonts w:ascii="Cambria Math" w:eastAsiaTheme="minorEastAsia" w:hAnsi="Cambria Math"/>
+            </w:rPr>
+            <m:t>=</m:t>
+          </m:r>
+          <m:sSub>
+            <m:sSubPr>
+              <m:ctrlPr>
+                <w:rPr>
+                  <w:rFonts w:ascii="Cambria Math" w:eastAsiaTheme="minorEastAsia" w:hAnsi="Cambria Math"/>
+                  <w:i/>
+                </w:rPr>
+              </m:ctrlPr>
+            </m:sSubPr>
+            <m:e>
+              <m:r>
+                <w:rPr>
+                  <w:rFonts w:ascii="Cambria Math" w:eastAsiaTheme="minorEastAsia" w:hAnsi="Cambria Math"/>
+                </w:rPr>
+                <m:t>V</m:t>
+              </m:r>
+            </m:e>
+            <m:sub>
+              <m:r>
+                <w:rPr>
+                  <w:rFonts w:ascii="Cambria Math" w:eastAsiaTheme="minorEastAsia" w:hAnsi="Cambria Math"/>
+                </w:rPr>
+                <m:t>omax</m:t>
+              </m:r>
+            </m:sub>
+          </m:sSub>
+          <m:r>
+            <w:rPr>
+              <w:rFonts w:ascii="Cambria Math" w:eastAsiaTheme="minorEastAsia" w:hAnsi="Cambria Math"/>
+            </w:rPr>
+            <m:t>-</m:t>
+          </m:r>
+          <m:sSub>
+            <m:sSubPr>
+              <m:ctrlPr>
+                <w:rPr>
+                  <w:rFonts w:ascii="Cambria Math" w:eastAsiaTheme="minorEastAsia" w:hAnsi="Cambria Math"/>
+                  <w:i/>
+                </w:rPr>
+              </m:ctrlPr>
+            </m:sSubPr>
+            <m:e>
+              <m:r>
+                <w:rPr>
+                  <w:rFonts w:ascii="Cambria Math" w:eastAsiaTheme="minorEastAsia" w:hAnsi="Cambria Math"/>
+                </w:rPr>
+                <m:t>V</m:t>
+              </m:r>
+            </m:e>
+            <m:sub>
+              <m:r>
+                <w:rPr>
+                  <w:rFonts w:ascii="Cambria Math" w:eastAsiaTheme="minorEastAsia" w:hAnsi="Cambria Math"/>
+                </w:rPr>
+                <m:t>uC</m:t>
+              </m:r>
+            </m:sub>
+          </m:sSub>
+          <m:r>
+            <w:rPr>
+              <w:rFonts w:ascii="Cambria Math" w:eastAsiaTheme="minorEastAsia" w:hAnsi="Cambria Math"/>
+            </w:rPr>
+            <m:t>=32V-3,3V=28,7V</m:t>
+          </m:r>
+        </m:oMath>
+      </m:oMathPara>
+    </w:p>
+    <w:p>
+      <w:pPr>
+        <w:rPr>
+          <w:rFonts w:ascii="Cambria Math" w:eastAsiaTheme="minorEastAsia" w:hAnsi="Cambria Math"/>
+        </w:rPr>
+      </w:pPr>
+      <w:r>
+        <w:rPr>
+          <w:rFonts w:ascii="Cambria Math" w:eastAsiaTheme="minorEastAsia" w:hAnsi="Cambria Math"/>
+        </w:rPr>
+        <w:t>Ahora calculamos R7:</w:t>
+      </w:r>
+    </w:p>
+    <w:p>
+      <w:pPr>
+        <w:rPr>
+          <w:rFonts w:ascii="Cambria Math" w:eastAsiaTheme="minorEastAsia" w:hAnsi="Cambria Math"/>
+        </w:rPr>
+      </w:pPr>
+      <m:oMathPara>
+        <m:oMath>
+          <m:sSub>
+            <m:sSubPr>
+              <m:ctrlPr>
+                <w:rPr>
+                  <w:rFonts w:ascii="Cambria Math" w:eastAsiaTheme="minorEastAsia" w:hAnsi="Cambria Math"/>
+                  <w:i/>
+                </w:rPr>
+              </m:ctrlPr>
+            </m:sSubPr>
+            <m:e>
+              <m:r>
+                <w:rPr>
+                  <w:rFonts w:ascii="Cambria Math" w:eastAsiaTheme="minorEastAsia" w:hAnsi="Cambria Math"/>
+                </w:rPr>
+                <m:t>R</m:t>
+              </m:r>
+            </m:e>
+            <m:sub>
+              <m:r>
+                <w:rPr>
+                  <w:rFonts w:ascii="Cambria Math" w:eastAsiaTheme="minorEastAsia" w:hAnsi="Cambria Math"/>
+                </w:rPr>
+                <m:t>7</m:t>
+              </m:r>
+            </m:sub>
+          </m:sSub>
+          <m:r>
+            <w:rPr>
+              <w:rFonts w:ascii="Cambria Math" w:eastAsiaTheme="minorEastAsia" w:hAnsi="Cambria Math"/>
+            </w:rPr>
+            <m:t>=</m:t>
+          </m:r>
+          <m:f>
+            <m:fPr>
+              <m:ctrlPr>
+                <w:rPr>
+                  <w:rFonts w:ascii="Cambria Math" w:eastAsiaTheme="minorEastAsia" w:hAnsi="Cambria Math"/>
+                  <w:i/>
+                </w:rPr>
+              </m:ctrlPr>
+            </m:fPr>
+            <m:num>
+              <m:sSub>
+                <m:sSubPr>
+                  <m:ctrlPr>
+                    <w:rPr>
+                      <w:rFonts w:ascii="Cambria Math" w:eastAsiaTheme="minorEastAsia" w:hAnsi="Cambria Math"/>
+                      <w:i/>
+                    </w:rPr>
+                  </m:ctrlPr>
+                </m:sSubPr>
+                <m:e>
+                  <m:r>
+                    <w:rPr>
+                      <w:rFonts w:ascii="Cambria Math" w:eastAsiaTheme="minorEastAsia" w:hAnsi="Cambria Math"/>
+                    </w:rPr>
+                    <m:t>V</m:t>
+                  </m:r>
+                </m:e>
+                <m:sub>
+                  <m:r>
+                    <w:rPr>
+                      <w:rFonts w:ascii="Cambria Math" w:eastAsiaTheme="minorEastAsia" w:hAnsi="Cambria Math"/>
+                    </w:rPr>
+                    <m:t>R7</m:t>
+                  </m:r>
+                </m:sub>
+              </m:sSub>
+            </m:num>
+            <m:den>
+              <m:sSub>
+                <m:sSubPr>
+                  <m:ctrlPr>
+                    <w:rPr>
+                      <w:rFonts w:ascii="Cambria Math" w:eastAsiaTheme="minorEastAsia" w:hAnsi="Cambria Math"/>
+                      <w:i/>
+                    </w:rPr>
+                  </m:ctrlPr>
+                </m:sSubPr>
+                <m:e>
+                  <m:r>
+                    <w:rPr>
+                      <w:rFonts w:ascii="Cambria Math" w:eastAsiaTheme="minorEastAsia" w:hAnsi="Cambria Math"/>
+                    </w:rPr>
+                    <m:t>I</m:t>
+                  </m:r>
+                </m:e>
+                <m:sub>
+                  <m:r>
+                    <w:rPr>
+                      <w:rFonts w:ascii="Cambria Math" w:eastAsiaTheme="minorEastAsia" w:hAnsi="Cambria Math"/>
+                    </w:rPr>
+                    <m:t>0</m:t>
+                  </m:r>
+                </m:sub>
+              </m:sSub>
+            </m:den>
+          </m:f>
+          <m:r>
+            <w:rPr>
+              <w:rFonts w:ascii="Cambria Math" w:eastAsiaTheme="minorEastAsia" w:hAnsi="Cambria Math"/>
+            </w:rPr>
+            <m:t>=</m:t>
+          </m:r>
+          <m:f>
+            <m:fPr>
+              <m:ctrlPr>
+                <w:rPr>
+                  <w:rFonts w:ascii="Cambria Math" w:eastAsiaTheme="minorEastAsia" w:hAnsi="Cambria Math"/>
+                  <w:i/>
+                </w:rPr>
+              </m:ctrlPr>
+            </m:fPr>
+            <m:num>
+              <m:r>
+                <w:rPr>
+                  <w:rFonts w:ascii="Cambria Math" w:eastAsiaTheme="minorEastAsia" w:hAnsi="Cambria Math"/>
+                </w:rPr>
+                <m:t>28,7V</m:t>
+              </m:r>
+            </m:num>
+            <m:den>
+              <m:r>
+                <w:rPr>
+                  <w:rFonts w:ascii="Cambria Math" w:eastAsiaTheme="minorEastAsia" w:hAnsi="Cambria Math"/>
+                </w:rPr>
+                <m:t>1mA</m:t>
+              </m:r>
+            </m:den>
+          </m:f>
+          <m:r>
+            <w:rPr>
+              <w:rFonts w:ascii="Cambria Math" w:eastAsiaTheme="minorEastAsia" w:hAnsi="Cambria Math"/>
+            </w:rPr>
+            <m:t>=28,7k</m:t>
+          </m:r>
+          <m:r>
+            <m:rPr>
+              <m:sty m:val="p"/>
+            </m:rPr>
+            <w:rPr>
+              <w:rFonts w:ascii="Cambria Math" w:eastAsiaTheme="minorEastAsia" w:hAnsi="Cambria Math"/>
+            </w:rPr>
+            <m:t>Ω</m:t>
+          </m:r>
+        </m:oMath>
+      </m:oMathPara>
+    </w:p>
+    <w:p>
+      <w:pPr>
+        <w:rPr>
+          <w:rFonts w:ascii="Cambria Math" w:eastAsiaTheme="minorEastAsia" w:hAnsi="Cambria Math"/>
+        </w:rPr>
+      </w:pPr>
+      <w:r>
+        <w:rPr>
+          <w:rFonts w:ascii="Cambria Math" w:eastAsiaTheme="minorEastAsia" w:hAnsi="Cambria Math"/>
+        </w:rPr>
+        <w:t>Para mayor precisión se utilizan dos resistencias:</w:t>
+      </w:r>
+    </w:p>
+    <w:p>
+      <w:pPr>
+        <w:rPr>
+          <w:rFonts w:ascii="Cambria Math" w:eastAsiaTheme="minorEastAsia" w:hAnsi="Cambria Math"/>
+        </w:rPr>
+      </w:pPr>
+      <m:oMathPara>
+        <m:oMath>
+          <m:sSub>
+            <m:sSubPr>
+              <m:ctrlPr>
+                <w:rPr>
+                  <w:rFonts w:ascii="Cambria Math" w:eastAsiaTheme="minorEastAsia" w:hAnsi="Cambria Math"/>
+                  <w:i/>
+                </w:rPr>
+              </m:ctrlPr>
+            </m:sSubPr>
+            <m:e>
+              <m:r>
+                <w:rPr>
+                  <w:rFonts w:ascii="Cambria Math" w:eastAsiaTheme="minorEastAsia" w:hAnsi="Cambria Math"/>
+                </w:rPr>
+                <m:t>R</m:t>
+              </m:r>
+            </m:e>
+            <m:sub>
+              <m:r>
+                <w:rPr>
+                  <w:rFonts w:ascii="Cambria Math" w:eastAsiaTheme="minorEastAsia" w:hAnsi="Cambria Math"/>
+                </w:rPr>
+                <m:t>7a</m:t>
+              </m:r>
+            </m:sub>
+          </m:sSub>
+          <m:r>
+            <w:rPr>
+              <w:rFonts w:ascii="Cambria Math" w:eastAsiaTheme="minorEastAsia" w:hAnsi="Cambria Math"/>
+            </w:rPr>
+            <m:t>=27k</m:t>
+          </m:r>
+          <m:r>
+            <m:rPr>
+              <m:sty m:val="p"/>
+            </m:rPr>
+            <w:rPr>
+              <w:rFonts w:ascii="Cambria Math" w:eastAsiaTheme="minorEastAsia" w:hAnsi="Cambria Math"/>
+            </w:rPr>
+            <m:t>Ω</m:t>
+          </m:r>
+        </m:oMath>
+      </m:oMathPara>
+    </w:p>
+    <w:p>
+      <w:pPr>
+        <w:rPr>
+          <w:rFonts w:ascii="Cambria Math" w:eastAsiaTheme="minorEastAsia" w:hAnsi="Cambria Math"/>
+        </w:rPr>
+      </w:pPr>
+      <m:oMathPara>
+        <m:oMath>
+          <m:sSub>
+            <m:sSubPr>
+              <m:ctrlPr>
+                <w:rPr>
+                  <w:rFonts w:ascii="Cambria Math" w:eastAsiaTheme="minorEastAsia" w:hAnsi="Cambria Math"/>
+                  <w:i/>
+                </w:rPr>
+              </m:ctrlPr>
+            </m:sSubPr>
+            <m:e>
+              <m:r>
+                <w:rPr>
+                  <w:rFonts w:ascii="Cambria Math" w:eastAsiaTheme="minorEastAsia" w:hAnsi="Cambria Math"/>
+                </w:rPr>
+                <m:t>R</m:t>
+              </m:r>
+            </m:e>
+            <m:sub>
+              <m:r>
+                <w:rPr>
+                  <w:rFonts w:ascii="Cambria Math" w:eastAsiaTheme="minorEastAsia" w:hAnsi="Cambria Math"/>
+                </w:rPr>
+                <m:t>7a</m:t>
+              </m:r>
+            </m:sub>
+          </m:sSub>
+          <m:r>
+            <w:rPr>
+              <w:rFonts w:ascii="Cambria Math" w:eastAsiaTheme="minorEastAsia" w:hAnsi="Cambria Math"/>
+            </w:rPr>
+            <m:t>=1,8k</m:t>
+          </m:r>
+          <m:r>
+            <m:rPr>
+              <m:sty m:val="p"/>
+            </m:rPr>
+            <w:rPr>
+              <w:rFonts w:ascii="Cambria Math" w:eastAsiaTheme="minorEastAsia" w:hAnsi="Cambria Math"/>
+            </w:rPr>
+            <m:t>Ω</m:t>
+          </m:r>
+        </m:oMath>
+      </m:oMathPara>
+    </w:p>
+    <w:p>
+      <w:pPr>
+        <w:pStyle w:val="Prrafodelista"/>
+        <w:numPr>
+          <w:ilvl w:val="1"/>
+          <w:numId w:val="6"/>
+        </w:numPr>
+        <w:rPr>
+          <w:rFonts w:ascii="Cambria Math" w:eastAsiaTheme="minorEastAsia" w:hAnsi="Cambria Math"/>
+          <w:b/>
+          <w:bCs/>
+        </w:rPr>
+      </w:pPr>
+      <w:r>
+        <w:rPr>
+          <w:rFonts w:ascii="Cambria Math" w:eastAsiaTheme="minorEastAsia" w:hAnsi="Cambria Math"/>
+          <w:b/>
+          <w:bCs/>
+        </w:rPr>
+        <w:t>Medidor de corriente de salida</w:t>
+      </w:r>
+    </w:p>
+    <w:p>
+      <w:pPr>
+        <w:rPr>
+          <w:rFonts w:ascii="Cambria Math" w:eastAsiaTheme="minorEastAsia" w:hAnsi="Cambria Math"/>
+        </w:rPr>
+      </w:pPr>
+      <w:r>
+        <w:rPr>
+          <w:rFonts w:ascii="Cambria Math" w:eastAsiaTheme="minorEastAsia" w:hAnsi="Cambria Math"/>
+        </w:rPr>
+        <w:t xml:space="preserve">Para calcular R9 (shunt) calculamos que para 2A de corriente, la resistencia disipe menos de </w:t>
+      </w:r>
+      <w:r>
+        <w:rPr>
+          <w:rFonts w:ascii="Cambria Math" w:eastAsiaTheme="minorEastAsia" w:hAnsi="Cambria Math"/>
+        </w:rPr>
+        <w:t>500</w:t>
+      </w:r>
+      <w:r>
+        <w:rPr>
+          <w:rFonts w:ascii="Cambria Math" w:eastAsiaTheme="minorEastAsia" w:hAnsi="Cambria Math"/>
+        </w:rPr>
+        <w:t>mW.</w:t>
+      </w:r>
+    </w:p>
+    <w:p>
+      <w:pPr>
+        <w:rPr>
+          <w:rFonts w:ascii="Cambria Math" w:eastAsiaTheme="minorEastAsia" w:hAnsi="Cambria Math"/>
+        </w:rPr>
+      </w:pPr>
+      <m:oMathPara>
+        <m:oMath>
+          <m:sSub>
+            <m:sSubPr>
+              <m:ctrlPr>
+                <w:rPr>
+                  <w:rFonts w:ascii="Cambria Math" w:eastAsiaTheme="minorEastAsia" w:hAnsi="Cambria Math"/>
+                  <w:i/>
+                </w:rPr>
+              </m:ctrlPr>
+            </m:sSubPr>
+            <m:e>
+              <m:r>
+                <w:rPr>
+                  <w:rFonts w:ascii="Cambria Math" w:eastAsiaTheme="minorEastAsia" w:hAnsi="Cambria Math"/>
+                </w:rPr>
+                <m:t>P</m:t>
+              </m:r>
+            </m:e>
+            <m:sub>
+              <m:r>
+                <w:rPr>
+                  <w:rFonts w:ascii="Cambria Math" w:eastAsiaTheme="minorEastAsia" w:hAnsi="Cambria Math"/>
+                </w:rPr>
+                <m:t>R9</m:t>
+              </m:r>
+            </m:sub>
+          </m:sSub>
+          <m:r>
+            <w:rPr>
+              <w:rFonts w:ascii="Cambria Math" w:eastAsiaTheme="minorEastAsia" w:hAnsi="Cambria Math"/>
+            </w:rPr>
+            <m:t>=</m:t>
+          </m:r>
+          <m:sSubSup>
+            <m:sSubSupPr>
+              <m:ctrlPr>
+                <w:rPr>
+                  <w:rFonts w:ascii="Cambria Math" w:eastAsiaTheme="minorEastAsia" w:hAnsi="Cambria Math"/>
+                  <w:i/>
+                </w:rPr>
+              </m:ctrlPr>
+            </m:sSubSupPr>
+            <m:e>
+              <m:r>
+                <w:rPr>
+                  <w:rFonts w:ascii="Cambria Math" w:eastAsiaTheme="minorEastAsia" w:hAnsi="Cambria Math"/>
+                </w:rPr>
+                <m:t>I</m:t>
+              </m:r>
+            </m:e>
+            <m:sub>
+              <m:r>
+                <w:rPr>
+                  <w:rFonts w:ascii="Cambria Math" w:eastAsiaTheme="minorEastAsia" w:hAnsi="Cambria Math"/>
+                </w:rPr>
+                <m:t>o</m:t>
+              </m:r>
+            </m:sub>
+            <m:sup>
+              <m:r>
+                <w:rPr>
+                  <w:rFonts w:ascii="Cambria Math" w:eastAsiaTheme="minorEastAsia" w:hAnsi="Cambria Math"/>
+                </w:rPr>
+                <m:t>2</m:t>
+              </m:r>
+            </m:sup>
+          </m:sSubSup>
+          <m:r>
+            <w:rPr>
+              <w:rFonts w:ascii="Cambria Math" w:eastAsiaTheme="minorEastAsia" w:hAnsi="Cambria Math"/>
+            </w:rPr>
+            <m:t>∙</m:t>
+          </m:r>
+          <m:sSub>
+            <m:sSubPr>
+              <m:ctrlPr>
+                <w:rPr>
+                  <w:rFonts w:ascii="Cambria Math" w:eastAsiaTheme="minorEastAsia" w:hAnsi="Cambria Math"/>
+                  <w:i/>
+                </w:rPr>
+              </m:ctrlPr>
+            </m:sSubPr>
+            <m:e>
+              <m:r>
+                <w:rPr>
+                  <w:rFonts w:ascii="Cambria Math" w:eastAsiaTheme="minorEastAsia" w:hAnsi="Cambria Math"/>
+                </w:rPr>
+                <m:t>R</m:t>
+              </m:r>
+            </m:e>
+            <m:sub>
+              <m:r>
+                <w:rPr>
+                  <w:rFonts w:ascii="Cambria Math" w:eastAsiaTheme="minorEastAsia" w:hAnsi="Cambria Math"/>
+                </w:rPr>
+                <m:t>9</m:t>
+              </m:r>
+            </m:sub>
+          </m:sSub>
+        </m:oMath>
+      </m:oMathPara>
+    </w:p>
+    <w:p>
+      <w:pPr>
+        <w:rPr>
+          <w:rFonts w:ascii="Cambria Math" w:eastAsiaTheme="minorEastAsia" w:hAnsi="Cambria Math"/>
+        </w:rPr>
+      </w:pPr>
+      <m:oMathPara>
+        <m:oMath>
+          <m:sSub>
+            <m:sSubPr>
+              <m:ctrlPr>
+                <w:rPr>
+                  <w:rFonts w:ascii="Cambria Math" w:eastAsiaTheme="minorEastAsia" w:hAnsi="Cambria Math"/>
+                  <w:i/>
+                </w:rPr>
+              </m:ctrlPr>
+            </m:sSubPr>
+            <m:e>
+              <m:r>
+                <w:rPr>
+                  <w:rFonts w:ascii="Cambria Math" w:eastAsiaTheme="minorEastAsia" w:hAnsi="Cambria Math"/>
+                </w:rPr>
+                <m:t>R</m:t>
+              </m:r>
+            </m:e>
+            <m:sub>
+              <m:r>
+                <w:rPr>
+                  <w:rFonts w:ascii="Cambria Math" w:eastAsiaTheme="minorEastAsia" w:hAnsi="Cambria Math"/>
+                </w:rPr>
+                <m:t>9</m:t>
+              </m:r>
+            </m:sub>
+          </m:sSub>
+          <m:r>
+            <w:rPr>
+              <w:rFonts w:ascii="Cambria Math" w:eastAsiaTheme="minorEastAsia" w:hAnsi="Cambria Math"/>
+            </w:rPr>
+            <m:t>&lt;</m:t>
+          </m:r>
+          <m:f>
+            <m:fPr>
+              <m:ctrlPr>
+                <w:rPr>
+                  <w:rFonts w:ascii="Cambria Math" w:eastAsiaTheme="minorEastAsia" w:hAnsi="Cambria Math"/>
+                  <w:i/>
+                </w:rPr>
+              </m:ctrlPr>
+            </m:fPr>
+            <m:num>
+              <m:r>
+                <w:rPr>
+                  <w:rFonts w:ascii="Cambria Math" w:eastAsiaTheme="minorEastAsia" w:hAnsi="Cambria Math"/>
+                </w:rPr>
+                <m:t>500mW</m:t>
+              </m:r>
+            </m:num>
+            <m:den>
+              <m:sSup>
+                <m:sSupPr>
+                  <m:ctrlPr>
+                    <w:rPr>
+                      <w:rFonts w:ascii="Cambria Math" w:eastAsiaTheme="minorEastAsia" w:hAnsi="Cambria Math"/>
+                      <w:i/>
+                    </w:rPr>
+                  </m:ctrlPr>
+                </m:sSupPr>
+                <m:e>
+                  <m:r>
+                    <w:rPr>
+                      <w:rFonts w:ascii="Cambria Math" w:eastAsiaTheme="minorEastAsia" w:hAnsi="Cambria Math"/>
+                    </w:rPr>
+                    <m:t>(2A)</m:t>
+                  </m:r>
+                </m:e>
+                <m:sup>
+                  <m:r>
+                    <w:rPr>
+                      <w:rFonts w:ascii="Cambria Math" w:eastAsiaTheme="minorEastAsia" w:hAnsi="Cambria Math"/>
+                    </w:rPr>
+                    <m:t>2</m:t>
+                  </m:r>
+                </m:sup>
+              </m:sSup>
+            </m:den>
+          </m:f>
+          <m:r>
+            <w:rPr>
+              <w:rFonts w:ascii="Cambria Math" w:eastAsiaTheme="minorEastAsia" w:hAnsi="Cambria Math"/>
+            </w:rPr>
+            <m:t>=125m</m:t>
+          </m:r>
+          <m:r>
+            <m:rPr>
+              <m:sty m:val="p"/>
+            </m:rPr>
+            <w:rPr>
+              <w:rFonts w:ascii="Cambria Math" w:eastAsiaTheme="minorEastAsia" w:hAnsi="Cambria Math"/>
+            </w:rPr>
+            <m:t>Ω</m:t>
+          </m:r>
+        </m:oMath>
+      </m:oMathPara>
+    </w:p>
+    <w:p>
+      <w:pPr>
+        <w:rPr>
+          <w:rFonts w:ascii="Cambria Math" w:eastAsiaTheme="minorEastAsia" w:hAnsi="Cambria Math"/>
+        </w:rPr>
+      </w:pPr>
+      <m:oMathPara>
+        <m:oMath>
+          <m:sSub>
+            <m:sSubPr>
+              <m:ctrlPr>
+                <w:rPr>
+                  <w:rFonts w:ascii="Cambria Math" w:eastAsiaTheme="minorEastAsia" w:hAnsi="Cambria Math"/>
+                  <w:i/>
+                </w:rPr>
+              </m:ctrlPr>
+            </m:sSubPr>
+            <m:e>
+              <m:r>
+                <w:rPr>
+                  <w:rFonts w:ascii="Cambria Math" w:eastAsiaTheme="minorEastAsia" w:hAnsi="Cambria Math"/>
+                </w:rPr>
+                <m:t>R</m:t>
+              </m:r>
+            </m:e>
+            <m:sub>
+              <m:r>
+                <w:rPr>
+                  <w:rFonts w:ascii="Cambria Math" w:eastAsiaTheme="minorEastAsia" w:hAnsi="Cambria Math"/>
+                </w:rPr>
+                <m:t>9</m:t>
+              </m:r>
+            </m:sub>
+          </m:sSub>
+          <m:r>
+            <w:rPr>
+              <w:rFonts w:ascii="Cambria Math" w:eastAsiaTheme="minorEastAsia" w:hAnsi="Cambria Math"/>
+            </w:rPr>
+            <m:t>=100m</m:t>
+          </m:r>
+          <m:r>
+            <m:rPr>
+              <m:sty m:val="p"/>
+            </m:rPr>
+            <w:rPr>
+              <w:rFonts w:ascii="Cambria Math" w:eastAsiaTheme="minorEastAsia" w:hAnsi="Cambria Math"/>
+            </w:rPr>
+            <m:t>Ω</m:t>
+          </m:r>
+        </m:oMath>
+      </m:oMathPara>
+    </w:p>
+    <w:p>
+      <w:pPr>
+        <w:pStyle w:val="Prrafodelista"/>
+        <w:numPr>
+          <w:ilvl w:val="0"/>
+          <w:numId w:val="6"/>
+        </w:numPr>
+        <w:rPr>
+          <w:rFonts w:ascii="Cambria Math" w:eastAsiaTheme="minorEastAsia" w:hAnsi="Cambria Math"/>
+          <w:b/>
+          <w:bCs/>
+        </w:rPr>
+      </w:pPr>
+      <w:r>
+        <w:rPr>
+          <w:rFonts w:ascii="Cambria Math" w:eastAsiaTheme="minorEastAsia" w:hAnsi="Cambria Math"/>
+          <w:b/>
+          <w:bCs/>
+        </w:rPr>
+        <w:t>Simulaciones</w:t>
+      </w:r>
+    </w:p>
+    <w:p>
+      <w:pPr>
+        <w:pStyle w:val="Prrafodelista"/>
+        <w:numPr>
+          <w:ilvl w:val="1"/>
+          <w:numId w:val="6"/>
+        </w:numPr>
+        <w:rPr>
+          <w:rFonts w:ascii="Cambria Math" w:hAnsi="Cambria Math"/>
+          <w:b/>
+          <w:bCs/>
+        </w:rPr>
+      </w:pPr>
+      <w:r>
+        <w:rPr>
+          <w:rFonts w:ascii="Cambria Math" w:hAnsi="Cambria Math"/>
+          <w:b/>
+          <w:bCs/>
+        </w:rPr>
+        <w:t>Transformador, rectificación y filtrado</w:t>
+      </w:r>
+    </w:p>
+    <w:p>
+      <w:pPr>
+        <w:rPr>
+          <w:rFonts w:ascii="Cambria Math" w:hAnsi="Cambria Math"/>
+          <w:b/>
+          <w:bCs/>
+        </w:rPr>
+      </w:pPr>
+      <w:r>
+        <w:rPr>
+          <w:rFonts w:ascii="Cambria Math" w:hAnsi="Cambria Math"/>
+          <w:b/>
+          <w:bCs/>
+        </w:rPr>
+        <w:t>Medición de Vs</w:t>
+      </w:r>
+    </w:p>
+    <w:p>
+      <w:pPr>
+        <w:rPr>
+          <w:rFonts w:ascii="Cambria Math" w:eastAsiaTheme="minorEastAsia" w:hAnsi="Cambria Math"/>
+          <w:b/>
+          <w:bCs/>
+        </w:rPr>
+      </w:pPr>
+      <w:r>
+        <w:rPr>
+          <w:rFonts w:ascii="Cambria Math" w:eastAsiaTheme="minorEastAsia" w:hAnsi="Cambria Math"/>
+          <w:b/>
+          <w:bCs/>
+        </w:rPr>
+        <w:drawing>
+          <wp:inline distT="0" distB="0" distL="0" distR="0" wp14:anchorId="1C7EAA98" wp14:editId="755E51B8">
+            <wp:extent cx="5400040" cy="2506980"/>
+            <wp:effectExtent l="0" t="0" r="0" b="7620"/>
+            <wp:docPr id="50366805" name="Imagen 1" descr="Gráfico&#10;&#10;El contenido generado por IA puede ser incorrecto."/>
+            <wp:cNvGraphicFramePr>
+              <a:graphicFrameLocks xmlns:a="http://schemas.openxmlformats.org/drawingml/2006/main" noChangeAspect="1"/>
+            </wp:cNvGraphicFramePr>
+            <a:graphic xmlns:a="http://schemas.openxmlformats.org/drawingml/2006/main">
+              <a:graphicData uri="http://schemas.openxmlformats.org/drawingml/2006/picture">
+                <pic:pic xmlns:pic="http://schemas.openxmlformats.org/drawingml/2006/picture">
+                  <pic:nvPicPr>
+                    <pic:cNvPr id="50366805" name="Imagen 1" descr="Gráfico&#10;&#10;El contenido generado por IA puede ser incorrecto."/>
+                    <pic:cNvPicPr/>
+                  </pic:nvPicPr>
+                  <pic:blipFill>
+                    <a:blip r:embed="rId8"/>
+                    <a:stretch>
+                      <a:fillRect/>
+                    </a:stretch>
+                  </pic:blipFill>
+                  <pic:spPr>
+                    <a:xfrm>
+                      <a:off x="0" y="0"/>
+                      <a:ext cx="5400040" cy="2506980"/>
+                    </a:xfrm>
+                    <a:prstGeom prst="rect">
+                      <a:avLst/>
+                    </a:prstGeom>
+                  </pic:spPr>
+                </pic:pic>
+              </a:graphicData>
+            </a:graphic>
+          </wp:inline>
+        </w:drawing>
+      </w:r>
+    </w:p>
+    <w:p>
+      <w:pPr>
+        <w:rPr>
+          <w:rFonts w:ascii="Cambria Math" w:eastAsiaTheme="minorEastAsia" w:hAnsi="Cambria Math"/>
+          <w:b/>
+          <w:bCs/>
+        </w:rPr>
+      </w:pPr>
+      <w:r>
+        <w:rPr>
+          <w:rFonts w:ascii="Cambria Math" w:eastAsiaTheme="minorEastAsia" w:hAnsi="Cambria Math"/>
+          <w:b/>
+          <w:bCs/>
+        </w:rPr>
+        <w:lastRenderedPageBreak/>
+        <w:t>Corriente en la carga (RL=16.5R)</w:t>
+      </w:r>
+    </w:p>
+    <w:p>
+      <w:pPr>
+        <w:rPr>
+          <w:rFonts w:ascii="Cambria Math" w:eastAsiaTheme="minorEastAsia" w:hAnsi="Cambria Math"/>
+          <w:b/>
+          <w:bCs/>
+        </w:rPr>
+      </w:pPr>
+      <w:r>
+        <w:rPr>
+          <w:rFonts w:ascii="Cambria Math" w:eastAsiaTheme="minorEastAsia" w:hAnsi="Cambria Math"/>
+          <w:b/>
+          <w:bCs/>
+        </w:rPr>
+        <w:drawing>
+          <wp:inline distT="0" distB="0" distL="0" distR="0" wp14:anchorId="68B81B50" wp14:editId="2D77593A">
+            <wp:extent cx="5400040" cy="2510790"/>
+            <wp:effectExtent l="0" t="0" r="0" b="3810"/>
+            <wp:docPr id="1503498246" name="Imagen 1" descr="Imagen que contiene Gráfico de líneas&#10;&#10;El contenido generado por IA puede ser incorrecto."/>
+            <wp:cNvGraphicFramePr>
+              <a:graphicFrameLocks xmlns:a="http://schemas.openxmlformats.org/drawingml/2006/main" noChangeAspect="1"/>
+            </wp:cNvGraphicFramePr>
+            <a:graphic xmlns:a="http://schemas.openxmlformats.org/drawingml/2006/main">
+              <a:graphicData uri="http://schemas.openxmlformats.org/drawingml/2006/picture">
+                <pic:pic xmlns:pic="http://schemas.openxmlformats.org/drawingml/2006/picture">
+                  <pic:nvPicPr>
+                    <pic:cNvPr id="1503498246" name="Imagen 1" descr="Imagen que contiene Gráfico de líneas&#10;&#10;El contenido generado por IA puede ser incorrecto."/>
+                    <pic:cNvPicPr/>
+                  </pic:nvPicPr>
+                  <pic:blipFill>
+                    <a:blip r:embed="rId9"/>
+                    <a:stretch>
+                      <a:fillRect/>
+                    </a:stretch>
+                  </pic:blipFill>
+                  <pic:spPr>
+                    <a:xfrm>
+                      <a:off x="0" y="0"/>
+                      <a:ext cx="5400040" cy="2510790"/>
+                    </a:xfrm>
+                    <a:prstGeom prst="rect">
+                      <a:avLst/>
+                    </a:prstGeom>
+                  </pic:spPr>
+                </pic:pic>
+              </a:graphicData>
+            </a:graphic>
+          </wp:inline>
+        </w:drawing>
+      </w:r>
+    </w:p>
+    <w:p>
+      <w:pPr>
+        <w:pStyle w:val="Prrafodelista"/>
+        <w:numPr>
+          <w:ilvl w:val="1"/>
+          <w:numId w:val="6"/>
+        </w:numPr>
+        <w:rPr>
+          <w:rFonts w:ascii="Cambria Math" w:eastAsiaTheme="minorEastAsia" w:hAnsi="Cambria Math"/>
+          <w:b/>
+          <w:bCs/>
+        </w:rPr>
+      </w:pPr>
+      <w:r>
+        <w:rPr>
+          <w:rFonts w:ascii="Cambria Math" w:eastAsiaTheme="minorEastAsia" w:hAnsi="Cambria Math"/>
+          <w:b/>
+          <w:bCs/>
+        </w:rPr>
+        <w:t>Driver MOSFET</w:t>
+      </w:r>
+    </w:p>
+    <w:p>
+      <w:pPr>
+        <w:rPr>
+          <w:rFonts w:ascii="Cambria Math" w:eastAsiaTheme="minorEastAsia" w:hAnsi="Cambria Math"/>
+          <w:b/>
+          <w:bCs/>
+        </w:rPr>
+      </w:pPr>
+      <w:r>
+        <w:rPr>
+          <w:rFonts w:ascii="Cambria Math" w:eastAsiaTheme="minorEastAsia" w:hAnsi="Cambria Math"/>
+          <w:b/>
+          <w:bCs/>
+        </w:rPr>
+        <w:t>Señal PWM</w:t>
+      </w:r>
+    </w:p>
+    <w:p>
+      <w:pPr>
+        <w:rPr>
+          <w:rFonts w:ascii="Cambria Math" w:eastAsiaTheme="minorEastAsia" w:hAnsi="Cambria Math"/>
+          <w:b/>
+          <w:bCs/>
+        </w:rPr>
+      </w:pPr>
+      <w:r>
+        <w:rPr>
+          <w:rFonts w:ascii="Cambria Math" w:eastAsiaTheme="minorEastAsia" w:hAnsi="Cambria Math"/>
+          <w:b/>
+          <w:bCs/>
+        </w:rPr>
+        <w:drawing>
+          <wp:inline distT="0" distB="0" distL="0" distR="0" wp14:anchorId="4F14F4CA" wp14:editId="087F9AA2">
+            <wp:extent cx="5400040" cy="1146175"/>
+            <wp:effectExtent l="0" t="0" r="0" b="0"/>
+            <wp:docPr id="1137028483" name="Imagen 1" descr="Un reloj digital&#10;&#10;El contenido generado por IA puede ser incorrecto."/>
+            <wp:cNvGraphicFramePr>
+              <a:graphicFrameLocks xmlns:a="http://schemas.openxmlformats.org/drawingml/2006/main" noChangeAspect="1"/>
+            </wp:cNvGraphicFramePr>
+            <a:graphic xmlns:a="http://schemas.openxmlformats.org/drawingml/2006/main">
+              <a:graphicData uri="http://schemas.openxmlformats.org/drawingml/2006/picture">
+                <pic:pic xmlns:pic="http://schemas.openxmlformats.org/drawingml/2006/picture">
+                  <pic:nvPicPr>
+                    <pic:cNvPr id="1137028483" name="Imagen 1" descr="Un reloj digital&#10;&#10;El contenido generado por IA puede ser incorrecto."/>
+                    <pic:cNvPicPr/>
+                  </pic:nvPicPr>
+                  <pic:blipFill>
+                    <a:blip r:embed="rId10"/>
+                    <a:stretch>
+                      <a:fillRect/>
+                    </a:stretch>
+                  </pic:blipFill>
+                  <pic:spPr>
+                    <a:xfrm>
+                      <a:off x="0" y="0"/>
+                      <a:ext cx="5400040" cy="1146175"/>
+                    </a:xfrm>
+                    <a:prstGeom prst="rect">
+                      <a:avLst/>
+                    </a:prstGeom>
+                  </pic:spPr>
+                </pic:pic>
+              </a:graphicData>
+            </a:graphic>
+          </wp:inline>
+        </w:drawing>
+      </w:r>
+    </w:p>
+    <w:p>
+      <w:pPr>
+        <w:rPr>
+          <w:rFonts w:ascii="Cambria Math" w:eastAsiaTheme="minorEastAsia" w:hAnsi="Cambria Math"/>
+          <w:b/>
+          <w:bCs/>
+        </w:rPr>
+      </w:pPr>
+      <w:r>
+        <w:rPr>
+          <w:rFonts w:ascii="Cambria Math" w:eastAsiaTheme="minorEastAsia" w:hAnsi="Cambria Math"/>
+          <w:b/>
+          <w:bCs/>
+        </w:rPr>
+        <w:t>Corriente en la base de Q2</w:t>
+      </w:r>
+    </w:p>
+    <w:p>
+      <w:pPr>
+        <w:rPr>
+          <w:rFonts w:ascii="Cambria Math" w:eastAsiaTheme="minorEastAsia" w:hAnsi="Cambria Math"/>
+          <w:b/>
+          <w:bCs/>
+        </w:rPr>
+      </w:pPr>
+      <w:r>
+        <w:rPr>
+          <w:rFonts w:ascii="Cambria Math" w:eastAsiaTheme="minorEastAsia" w:hAnsi="Cambria Math"/>
+          <w:b/>
+          <w:bCs/>
+        </w:rPr>
+        <w:drawing>
+          <wp:inline distT="0" distB="0" distL="0" distR="0" wp14:anchorId="13DF8B8E" wp14:editId="3552A8C6">
+            <wp:extent cx="5400040" cy="1137285"/>
+            <wp:effectExtent l="0" t="0" r="0" b="5715"/>
+            <wp:docPr id="1378451389" name="Imagen 1" descr="Pantalla de computadora con fondo negro&#10;&#10;El contenido generado por IA puede ser incorrecto."/>
+            <wp:cNvGraphicFramePr>
+              <a:graphicFrameLocks xmlns:a="http://schemas.openxmlformats.org/drawingml/2006/main" noChangeAspect="1"/>
+            </wp:cNvGraphicFramePr>
+            <a:graphic xmlns:a="http://schemas.openxmlformats.org/drawingml/2006/main">
+              <a:graphicData uri="http://schemas.openxmlformats.org/drawingml/2006/picture">
+                <pic:pic xmlns:pic="http://schemas.openxmlformats.org/drawingml/2006/picture">
+                  <pic:nvPicPr>
+                    <pic:cNvPr id="1378451389" name="Imagen 1" descr="Pantalla de computadora con fondo negro&#10;&#10;El contenido generado por IA puede ser incorrecto."/>
+                    <pic:cNvPicPr/>
+                  </pic:nvPicPr>
+                  <pic:blipFill>
+                    <a:blip r:embed="rId11"/>
+                    <a:stretch>
+                      <a:fillRect/>
+                    </a:stretch>
+                  </pic:blipFill>
+                  <pic:spPr>
+                    <a:xfrm>
+                      <a:off x="0" y="0"/>
+                      <a:ext cx="5400040" cy="1137285"/>
+                    </a:xfrm>
+                    <a:prstGeom prst="rect">
+                      <a:avLst/>
+                    </a:prstGeom>
+                  </pic:spPr>
+                </pic:pic>
+              </a:graphicData>
+            </a:graphic>
+          </wp:inline>
+        </w:drawing>
+      </w:r>
+    </w:p>
+    <w:p>
+      <w:pPr>
+        <w:rPr>
+          <w:rFonts w:ascii="Cambria Math" w:eastAsiaTheme="minorEastAsia" w:hAnsi="Cambria Math"/>
+          <w:b/>
+          <w:bCs/>
+        </w:rPr>
+      </w:pPr>
+      <w:r>
+        <w:rPr>
+          <w:rFonts w:ascii="Cambria Math" w:eastAsiaTheme="minorEastAsia" w:hAnsi="Cambria Math"/>
+          <w:b/>
+          <w:bCs/>
+        </w:rPr>
+        <w:t>Corriente en el colector de Q2</w:t>
+      </w:r>
+    </w:p>
+    <w:p>
+      <w:pPr>
+        <w:rPr>
+          <w:rFonts w:ascii="Cambria Math" w:eastAsiaTheme="minorEastAsia" w:hAnsi="Cambria Math"/>
+          <w:b/>
+          <w:bCs/>
+        </w:rPr>
+      </w:pPr>
+      <w:r>
+        <w:rPr>
+          <w:rFonts w:ascii="Cambria Math" w:eastAsiaTheme="minorEastAsia" w:hAnsi="Cambria Math"/>
+          <w:b/>
+          <w:bCs/>
+        </w:rPr>
+        <w:drawing>
+          <wp:inline distT="0" distB="0" distL="0" distR="0" wp14:anchorId="01E27829" wp14:editId="14EAF071">
+            <wp:extent cx="5400040" cy="1140460"/>
+            <wp:effectExtent l="0" t="0" r="0" b="2540"/>
+            <wp:docPr id="932462119" name="Imagen 1" descr="Un reloj digital en la pantalla&#10;&#10;El contenido generado por IA puede ser incorrecto."/>
+            <wp:cNvGraphicFramePr>
+              <a:graphicFrameLocks xmlns:a="http://schemas.openxmlformats.org/drawingml/2006/main" noChangeAspect="1"/>
+            </wp:cNvGraphicFramePr>
+            <a:graphic xmlns:a="http://schemas.openxmlformats.org/drawingml/2006/main">
+              <a:graphicData uri="http://schemas.openxmlformats.org/drawingml/2006/picture">
+                <pic:pic xmlns:pic="http://schemas.openxmlformats.org/drawingml/2006/picture">
+                  <pic:nvPicPr>
+                    <pic:cNvPr id="932462119" name="Imagen 1" descr="Un reloj digital en la pantalla&#10;&#10;El contenido generado por IA puede ser incorrecto."/>
+                    <pic:cNvPicPr/>
+                  </pic:nvPicPr>
+                  <pic:blipFill>
+                    <a:blip r:embed="rId12"/>
+                    <a:stretch>
+                      <a:fillRect/>
+                    </a:stretch>
+                  </pic:blipFill>
+                  <pic:spPr>
+                    <a:xfrm>
+                      <a:off x="0" y="0"/>
+                      <a:ext cx="5400040" cy="1140460"/>
+                    </a:xfrm>
+                    <a:prstGeom prst="rect">
+                      <a:avLst/>
+                    </a:prstGeom>
+                  </pic:spPr>
+                </pic:pic>
+              </a:graphicData>
+            </a:graphic>
+          </wp:inline>
+        </w:drawing>
+      </w:r>
+    </w:p>
+    <w:p>
+      <w:pPr>
+        <w:rPr>
+          <w:rFonts w:ascii="Cambria Math" w:eastAsiaTheme="minorEastAsia" w:hAnsi="Cambria Math"/>
+          <w:b/>
+          <w:bCs/>
+        </w:rPr>
+      </w:pPr>
+    </w:p>
+    <w:p>
+      <w:pPr>
+        <w:rPr>
+          <w:rFonts w:ascii="Cambria Math" w:eastAsiaTheme="minorEastAsia" w:hAnsi="Cambria Math"/>
+          <w:b/>
+          <w:bCs/>
+        </w:rPr>
+      </w:pPr>
+    </w:p>
+    <w:p>
+      <w:pPr>
+        <w:rPr>
+          <w:rFonts w:ascii="Cambria Math" w:eastAsiaTheme="minorEastAsia" w:hAnsi="Cambria Math"/>
+          <w:b/>
+          <w:bCs/>
+        </w:rPr>
+      </w:pPr>
+    </w:p>
+    <w:p>
+      <w:pPr>
+        <w:rPr>
+          <w:rFonts w:ascii="Cambria Math" w:eastAsiaTheme="minorEastAsia" w:hAnsi="Cambria Math"/>
+          <w:b/>
+          <w:bCs/>
+        </w:rPr>
+      </w:pPr>
+      <w:r>
+        <w:rPr>
+          <w:rFonts w:ascii="Cambria Math" w:eastAsiaTheme="minorEastAsia" w:hAnsi="Cambria Math"/>
+          <w:b/>
+          <w:bCs/>
+        </w:rPr>
+        <w:lastRenderedPageBreak/>
+        <w:t>Tensión de Activación de Q1 (VGS Q1)</w:t>
+      </w:r>
+    </w:p>
+    <w:p>
+      <w:pPr>
+        <w:rPr>
+          <w:rFonts w:ascii="Cambria Math" w:eastAsiaTheme="minorEastAsia" w:hAnsi="Cambria Math"/>
+          <w:b/>
+          <w:bCs/>
+        </w:rPr>
+      </w:pPr>
+      <w:r>
+        <w:rPr>
+          <w:rFonts w:ascii="Cambria Math" w:eastAsiaTheme="minorEastAsia" w:hAnsi="Cambria Math"/>
+          <w:b/>
+          <w:bCs/>
+        </w:rPr>
+        <w:drawing>
+          <wp:inline distT="0" distB="0" distL="0" distR="0" wp14:anchorId="3036BFA9" wp14:editId="55ABD28A">
+            <wp:extent cx="5400040" cy="1144270"/>
+            <wp:effectExtent l="0" t="0" r="0" b="0"/>
+            <wp:docPr id="1698334546" name="Imagen 1" descr="Interfaz de usuario gráfica, Aplicación&#10;&#10;El contenido generado por IA puede ser incorrecto."/>
+            <wp:cNvGraphicFramePr>
+              <a:graphicFrameLocks xmlns:a="http://schemas.openxmlformats.org/drawingml/2006/main" noChangeAspect="1"/>
+            </wp:cNvGraphicFramePr>
+            <a:graphic xmlns:a="http://schemas.openxmlformats.org/drawingml/2006/main">
+              <a:graphicData uri="http://schemas.openxmlformats.org/drawingml/2006/picture">
+                <pic:pic xmlns:pic="http://schemas.openxmlformats.org/drawingml/2006/picture">
+                  <pic:nvPicPr>
+                    <pic:cNvPr id="1698334546" name="Imagen 1" descr="Interfaz de usuario gráfica, Aplicación&#10;&#10;El contenido generado por IA puede ser incorrecto."/>
+                    <pic:cNvPicPr/>
+                  </pic:nvPicPr>
+                  <pic:blipFill>
+                    <a:blip r:embed="rId13"/>
+                    <a:stretch>
+                      <a:fillRect/>
+                    </a:stretch>
+                  </pic:blipFill>
+                  <pic:spPr>
+                    <a:xfrm>
+                      <a:off x="0" y="0"/>
+                      <a:ext cx="5400040" cy="1144270"/>
+                    </a:xfrm>
+                    <a:prstGeom prst="rect">
+                      <a:avLst/>
+                    </a:prstGeom>
+                  </pic:spPr>
+                </pic:pic>
+              </a:graphicData>
+            </a:graphic>
+          </wp:inline>
+        </w:drawing>
+      </w:r>
+    </w:p>
+    <w:p>
+      <w:pPr>
+        <w:rPr>
+          <w:rFonts w:ascii="Cambria Math" w:eastAsiaTheme="minorEastAsia" w:hAnsi="Cambria Math"/>
+          <w:b/>
+          <w:bCs/>
+        </w:rPr>
+      </w:pPr>
+      <w:r>
+        <w:rPr>
+          <w:rFonts w:ascii="Cambria Math" w:eastAsiaTheme="minorEastAsia" w:hAnsi="Cambria Math"/>
+          <w:b/>
+          <w:bCs/>
+        </w:rPr>
+        <w:t>Tensión Drenador-Fuente de Q1</w:t>
+      </w:r>
+    </w:p>
+    <w:p>
+      <w:pPr>
+        <w:rPr>
+          <w:rFonts w:ascii="Cambria Math" w:eastAsiaTheme="minorEastAsia" w:hAnsi="Cambria Math"/>
+          <w:b/>
+          <w:bCs/>
+        </w:rPr>
+      </w:pPr>
+      <w:r>
+        <w:rPr>
+          <w:rFonts w:ascii="Cambria Math" w:eastAsiaTheme="minorEastAsia" w:hAnsi="Cambria Math"/>
+          <w:b/>
+          <w:bCs/>
+        </w:rPr>
+        <w:drawing>
+          <wp:inline distT="0" distB="0" distL="0" distR="0" wp14:anchorId="6743B5BE" wp14:editId="402CE3BA">
+            <wp:extent cx="5400040" cy="1135380"/>
+            <wp:effectExtent l="0" t="0" r="0" b="7620"/>
+            <wp:docPr id="2147201074" name="Imagen 1" descr="Interfaz de usuario gráfica&#10;&#10;El contenido generado por IA puede ser incorrecto."/>
+            <wp:cNvGraphicFramePr>
+              <a:graphicFrameLocks xmlns:a="http://schemas.openxmlformats.org/drawingml/2006/main" noChangeAspect="1"/>
+            </wp:cNvGraphicFramePr>
+            <a:graphic xmlns:a="http://schemas.openxmlformats.org/drawingml/2006/main">
+              <a:graphicData uri="http://schemas.openxmlformats.org/drawingml/2006/picture">
+                <pic:pic xmlns:pic="http://schemas.openxmlformats.org/drawingml/2006/picture">
+                  <pic:nvPicPr>
+                    <pic:cNvPr id="2147201074" name="Imagen 1" descr="Interfaz de usuario gráfica&#10;&#10;El contenido generado por IA puede ser incorrecto."/>
+                    <pic:cNvPicPr/>
+                  </pic:nvPicPr>
+                  <pic:blipFill>
+                    <a:blip r:embed="rId14"/>
+                    <a:stretch>
+                      <a:fillRect/>
+                    </a:stretch>
+                  </pic:blipFill>
+                  <pic:spPr>
+                    <a:xfrm>
+                      <a:off x="0" y="0"/>
+                      <a:ext cx="5400040" cy="1135380"/>
+                    </a:xfrm>
+                    <a:prstGeom prst="rect">
+                      <a:avLst/>
+                    </a:prstGeom>
+                  </pic:spPr>
+                </pic:pic>
+              </a:graphicData>
+            </a:graphic>
+          </wp:inline>
+        </w:drawing>
+      </w:r>
+    </w:p>
+    <w:p>
+      <w:pPr>
+        <w:pStyle w:val="Prrafodelista"/>
+        <w:numPr>
+          <w:ilvl w:val="1"/>
+          <w:numId w:val="6"/>
+        </w:numPr>
+        <w:rPr>
+          <w:rFonts w:ascii="Cambria Math" w:eastAsiaTheme="minorEastAsia" w:hAnsi="Cambria Math"/>
+          <w:b/>
+          <w:bCs/>
+        </w:rPr>
+      </w:pPr>
+      <w:r>
+        <w:rPr>
+          <w:rFonts w:ascii="Cambria Math" w:eastAsiaTheme="minorEastAsia" w:hAnsi="Cambria Math"/>
+          <w:b/>
+          <w:bCs/>
+        </w:rPr>
+        <w:t>Convertidor Buck Principal</w:t>
+      </w:r>
+    </w:p>
+    <w:p>
+      <w:pPr>
+        <w:rPr>
+          <w:rFonts w:ascii="Cambria Math" w:eastAsiaTheme="minorEastAsia" w:hAnsi="Cambria Math"/>
+          <w:b/>
+          <w:bCs/>
+        </w:rPr>
+      </w:pPr>
+      <w:r>
+        <w:rPr>
+          <w:rFonts w:ascii="Cambria Math" w:eastAsiaTheme="minorEastAsia" w:hAnsi="Cambria Math"/>
+          <w:b/>
+          <w:bCs/>
+        </w:rPr>
+        <w:t>Tensiones de salida</w:t>
+      </w:r>
+    </w:p>
+    <w:p>
+      <w:pPr>
+        <w:rPr>
+          <w:rFonts w:ascii="Cambria Math" w:eastAsiaTheme="minorEastAsia" w:hAnsi="Cambria Math"/>
+          <w:b/>
+          <w:bCs/>
+        </w:rPr>
+      </w:pPr>
+      <w:r>
+        <w:rPr>
+          <w:rFonts w:ascii="Cambria Math" w:eastAsiaTheme="minorEastAsia" w:hAnsi="Cambria Math"/>
+          <w:b/>
+          <w:bCs/>
+        </w:rPr>
+        <w:drawing>
+          <wp:inline distT="0" distB="0" distL="0" distR="0" wp14:anchorId="41814913" wp14:editId="14E88CA1">
+            <wp:extent cx="5400040" cy="1141095"/>
+            <wp:effectExtent l="0" t="0" r="0" b="1905"/>
+            <wp:docPr id="1672380996" name="Imagen 1" descr="Captura de pantalla de un video juego&#10;&#10;El contenido generado por IA puede ser incorrecto."/>
+            <wp:cNvGraphicFramePr>
+              <a:graphicFrameLocks xmlns:a="http://schemas.openxmlformats.org/drawingml/2006/main" noChangeAspect="1"/>
+            </wp:cNvGraphicFramePr>
+            <a:graphic xmlns:a="http://schemas.openxmlformats.org/drawingml/2006/main">
+              <a:graphicData uri="http://schemas.openxmlformats.org/drawingml/2006/picture">
+                <pic:pic xmlns:pic="http://schemas.openxmlformats.org/drawingml/2006/picture">
+                  <pic:nvPicPr>
+                    <pic:cNvPr id="1672380996" name="Imagen 1" descr="Captura de pantalla de un video juego&#10;&#10;El contenido generado por IA puede ser incorrecto."/>
+                    <pic:cNvPicPr/>
+                  </pic:nvPicPr>
+                  <pic:blipFill>
+                    <a:blip r:embed="rId15"/>
+                    <a:stretch>
+                      <a:fillRect/>
+                    </a:stretch>
+                  </pic:blipFill>
+                  <pic:spPr>
+                    <a:xfrm>
+                      <a:off x="0" y="0"/>
+                      <a:ext cx="5400040" cy="1141095"/>
+                    </a:xfrm>
+                    <a:prstGeom prst="rect">
+                      <a:avLst/>
+                    </a:prstGeom>
+                  </pic:spPr>
+                </pic:pic>
+              </a:graphicData>
+            </a:graphic>
+          </wp:inline>
+        </w:drawing>
+      </w:r>
+    </w:p>
+    <w:p>
+      <w:pPr>
+        <w:rPr>
+          <w:rFonts w:ascii="Cambria Math" w:eastAsiaTheme="minorEastAsia" w:hAnsi="Cambria Math"/>
+          <w:b/>
+          <w:bCs/>
+        </w:rPr>
+      </w:pPr>
+      <w:r>
+        <w:rPr>
+          <w:rFonts w:ascii="Cambria Math" w:eastAsiaTheme="minorEastAsia" w:hAnsi="Cambria Math"/>
+          <w:b/>
+          <w:bCs/>
+        </w:rPr>
+        <w:t>Corriente de salida máxima</w:t>
+      </w:r>
+    </w:p>
+    <w:p>
+      <w:pPr>
+        <w:rPr>
+          <w:rFonts w:ascii="Cambria Math" w:eastAsiaTheme="minorEastAsia" w:hAnsi="Cambria Math"/>
+          <w:b/>
+          <w:bCs/>
+        </w:rPr>
+      </w:pPr>
+      <w:r>
+        <w:rPr>
+          <w:rFonts w:ascii="Cambria Math" w:eastAsiaTheme="minorEastAsia" w:hAnsi="Cambria Math"/>
+          <w:b/>
+          <w:bCs/>
+        </w:rPr>
+        <w:drawing>
+          <wp:inline distT="0" distB="0" distL="0" distR="0" wp14:anchorId="7421BCD0" wp14:editId="1DB10E23">
+            <wp:extent cx="5400040" cy="1131570"/>
+            <wp:effectExtent l="0" t="0" r="0" b="0"/>
+            <wp:docPr id="1441817067" name="Imagen 1" descr="Una captura de pantalla de un celular&#10;&#10;El contenido generado por IA puede ser incorrecto."/>
+            <wp:cNvGraphicFramePr>
+              <a:graphicFrameLocks xmlns:a="http://schemas.openxmlformats.org/drawingml/2006/main" noChangeAspect="1"/>
+            </wp:cNvGraphicFramePr>
+            <a:graphic xmlns:a="http://schemas.openxmlformats.org/drawingml/2006/main">
+              <a:graphicData uri="http://schemas.openxmlformats.org/drawingml/2006/picture">
+                <pic:pic xmlns:pic="http://schemas.openxmlformats.org/drawingml/2006/picture">
+                  <pic:nvPicPr>
+                    <pic:cNvPr id="1441817067" name="Imagen 1" descr="Una captura de pantalla de un celular&#10;&#10;El contenido generado por IA puede ser incorrecto."/>
+                    <pic:cNvPicPr/>
+                  </pic:nvPicPr>
+                  <pic:blipFill>
+                    <a:blip r:embed="rId16"/>
+                    <a:stretch>
+                      <a:fillRect/>
+                    </a:stretch>
+                  </pic:blipFill>
+                  <pic:spPr>
+                    <a:xfrm>
+                      <a:off x="0" y="0"/>
+                      <a:ext cx="5400040" cy="1131570"/>
+                    </a:xfrm>
+                    <a:prstGeom prst="rect">
+                      <a:avLst/>
+                    </a:prstGeom>
+                  </pic:spPr>
+                </pic:pic>
+              </a:graphicData>
+            </a:graphic>
+          </wp:inline>
+        </w:drawing>
+      </w:r>
+    </w:p>
+    <w:p>
+      <w:pPr>
+        <w:pStyle w:val="Prrafodelista"/>
+        <w:numPr>
+          <w:ilvl w:val="1"/>
+          <w:numId w:val="6"/>
+        </w:numPr>
+        <w:rPr>
+          <w:rFonts w:ascii="Cambria Math" w:eastAsiaTheme="minorEastAsia" w:hAnsi="Cambria Math"/>
+          <w:b/>
+          <w:bCs/>
+        </w:rPr>
+      </w:pPr>
+      <w:r>
+        <w:rPr>
+          <w:rFonts w:ascii="Cambria Math" w:eastAsiaTheme="minorEastAsia" w:hAnsi="Cambria Math"/>
+          <w:b/>
+          <w:bCs/>
+        </w:rPr>
+        <w:t>Fusible Electrónico</w:t>
+      </w:r>
+    </w:p>
+    <w:p>
+      <w:pPr>
+        <w:rPr>
+          <w:rFonts w:ascii="Cambria Math" w:eastAsiaTheme="minorEastAsia" w:hAnsi="Cambria Math"/>
+          <w:b/>
+          <w:bCs/>
+        </w:rPr>
+      </w:pPr>
+      <w:r>
+        <w:rPr>
+          <w:rFonts w:ascii="Cambria Math" w:eastAsiaTheme="minorEastAsia" w:hAnsi="Cambria Math"/>
+          <w:b/>
+          <w:bCs/>
+        </w:rPr>
+        <w:t>Tensión de activación del MOSFET Q4</w:t>
+      </w:r>
+    </w:p>
+    <w:p>
+      <w:pPr>
+        <w:rPr>
+          <w:rFonts w:ascii="Cambria Math" w:eastAsiaTheme="minorEastAsia" w:hAnsi="Cambria Math"/>
+          <w:b/>
+          <w:bCs/>
+        </w:rPr>
+      </w:pPr>
+      <w:r>
+        <w:rPr>
+          <w:rFonts w:ascii="Cambria Math" w:eastAsiaTheme="minorEastAsia" w:hAnsi="Cambria Math"/>
+          <w:b/>
+          <w:bCs/>
+        </w:rPr>
+        <w:drawing>
+          <wp:inline distT="0" distB="0" distL="0" distR="0" wp14:anchorId="2CE0E087" wp14:editId="104526D8">
+            <wp:extent cx="5400040" cy="1134745"/>
+            <wp:effectExtent l="0" t="0" r="0" b="8255"/>
+            <wp:docPr id="949031890" name="Imagen 1" descr="Una captura de pantalla de un videojuego&#10;&#10;El contenido generado por IA puede ser incorrecto."/>
+            <wp:cNvGraphicFramePr>
+              <a:graphicFrameLocks xmlns:a="http://schemas.openxmlformats.org/drawingml/2006/main" noChangeAspect="1"/>
+            </wp:cNvGraphicFramePr>
+            <a:graphic xmlns:a="http://schemas.openxmlformats.org/drawingml/2006/main">
+              <a:graphicData uri="http://schemas.openxmlformats.org/drawingml/2006/picture">
+                <pic:pic xmlns:pic="http://schemas.openxmlformats.org/drawingml/2006/picture">
+                  <pic:nvPicPr>
+                    <pic:cNvPr id="949031890" name="Imagen 1" descr="Una captura de pantalla de un videojuego&#10;&#10;El contenido generado por IA puede ser incorrecto."/>
+                    <pic:cNvPicPr/>
+                  </pic:nvPicPr>
+                  <pic:blipFill>
+                    <a:blip r:embed="rId17"/>
+                    <a:stretch>
+                      <a:fillRect/>
+                    </a:stretch>
+                  </pic:blipFill>
+                  <pic:spPr>
+                    <a:xfrm>
+                      <a:off x="0" y="0"/>
+                      <a:ext cx="5400040" cy="1134745"/>
+                    </a:xfrm>
+                    <a:prstGeom prst="rect">
+                      <a:avLst/>
+                    </a:prstGeom>
+                  </pic:spPr>
+                </pic:pic>
+              </a:graphicData>
+            </a:graphic>
+          </wp:inline>
+        </w:drawing>
+      </w:r>
+    </w:p>
+    <w:p>
+      <w:pPr>
+        <w:rPr>
+          <w:rFonts w:ascii="Cambria Math" w:eastAsiaTheme="minorEastAsia" w:hAnsi="Cambria Math"/>
+          <w:b/>
+          <w:bCs/>
+        </w:rPr>
+      </w:pPr>
+      <w:r>
+        <w:rPr>
+          <w:rFonts w:ascii="Cambria Math" w:eastAsiaTheme="minorEastAsia" w:hAnsi="Cambria Math"/>
+          <w:b/>
+          <w:bCs/>
+        </w:rPr>
+        <w:lastRenderedPageBreak/>
+        <w:t>Corriente en la carga y Señal de microcontrolador</w:t>
+      </w:r>
+      <w:r>
+        <w:rPr>
+          <w:rFonts w:ascii="Cambria Math" w:eastAsiaTheme="minorEastAsia" w:hAnsi="Cambria Math"/>
+        </w:rPr>
+        <w:drawing>
+          <wp:inline distT="0" distB="0" distL="0" distR="0" wp14:anchorId="31EF81B3" wp14:editId="2EE4A09C">
+            <wp:extent cx="5400040" cy="2499995"/>
+            <wp:effectExtent l="0" t="0" r="0" b="0"/>
+            <wp:docPr id="866924286" name="Imagen 1" descr="Interfaz de usuario gráfica&#10;&#10;El contenido generado por IA puede ser incorrecto."/>
+            <wp:cNvGraphicFramePr>
+              <a:graphicFrameLocks xmlns:a="http://schemas.openxmlformats.org/drawingml/2006/main" noChangeAspect="1"/>
+            </wp:cNvGraphicFramePr>
+            <a:graphic xmlns:a="http://schemas.openxmlformats.org/drawingml/2006/main">
+              <a:graphicData uri="http://schemas.openxmlformats.org/drawingml/2006/picture">
+                <pic:pic xmlns:pic="http://schemas.openxmlformats.org/drawingml/2006/picture">
+                  <pic:nvPicPr>
+                    <pic:cNvPr id="866924286" name="Imagen 1" descr="Interfaz de usuario gráfica&#10;&#10;El contenido generado por IA puede ser incorrecto."/>
+                    <pic:cNvPicPr/>
+                  </pic:nvPicPr>
+                  <pic:blipFill>
+                    <a:blip r:embed="rId18"/>
+                    <a:stretch>
+                      <a:fillRect/>
+                    </a:stretch>
+                  </pic:blipFill>
+                  <pic:spPr>
+                    <a:xfrm>
+                      <a:off x="0" y="0"/>
+                      <a:ext cx="5400040" cy="2499995"/>
+                    </a:xfrm>
+                    <a:prstGeom prst="rect">
+                      <a:avLst/>
+                    </a:prstGeom>
+                  </pic:spPr>
+                </pic:pic>
+              </a:graphicData>
+            </a:graphic>
+          </wp:inline>
+        </w:drawing>
+      </w:r>
+    </w:p>
+    <w:p>
+      <w:pPr>
+        <w:pStyle w:val="Prrafodelista"/>
+        <w:numPr>
+          <w:ilvl w:val="1"/>
+          <w:numId w:val="6"/>
+        </w:numPr>
+        <w:rPr>
+          <w:rFonts w:ascii="Cambria Math" w:eastAsiaTheme="minorEastAsia" w:hAnsi="Cambria Math"/>
+          <w:b/>
+          <w:bCs/>
+        </w:rPr>
+      </w:pPr>
+      <w:r>
+        <w:rPr>
+          <w:rFonts w:ascii="Cambria Math" w:eastAsiaTheme="minorEastAsia" w:hAnsi="Cambria Math"/>
+          <w:b/>
+          <w:bCs/>
+        </w:rPr>
+        <w:t>Medidor de voltaje de salida</w:t>
+      </w:r>
+    </w:p>
+    <w:p>
+      <w:pPr>
+        <w:rPr>
+          <w:rFonts w:ascii="Cambria Math" w:eastAsiaTheme="minorEastAsia" w:hAnsi="Cambria Math"/>
+          <w:b/>
+          <w:bCs/>
+        </w:rPr>
+      </w:pPr>
+      <w:r>
+        <w:rPr>
+          <w:rFonts w:ascii="Cambria Math" w:eastAsiaTheme="minorEastAsia" w:hAnsi="Cambria Math"/>
+          <w:b/>
+          <w:bCs/>
+        </w:rPr>
+        <w:drawing>
+          <wp:inline distT="0" distB="0" distL="0" distR="0" wp14:anchorId="3B8704AC" wp14:editId="65381A65">
+            <wp:extent cx="5400040" cy="1705610"/>
+            <wp:effectExtent l="0" t="0" r="0" b="8890"/>
+            <wp:docPr id="281682990" name="Imagen 1" descr="Imagen que contiene Calendario&#10;&#10;El contenido generado por IA puede ser incorrecto."/>
+            <wp:cNvGraphicFramePr>
+              <a:graphicFrameLocks xmlns:a="http://schemas.openxmlformats.org/drawingml/2006/main" noChangeAspect="1"/>
+            </wp:cNvGraphicFramePr>
+            <a:graphic xmlns:a="http://schemas.openxmlformats.org/drawingml/2006/main">
+              <a:graphicData uri="http://schemas.openxmlformats.org/drawingml/2006/picture">
+                <pic:pic xmlns:pic="http://schemas.openxmlformats.org/drawingml/2006/picture">
+                  <pic:nvPicPr>
+                    <pic:cNvPr id="281682990" name="Imagen 1" descr="Imagen que contiene Calendario&#10;&#10;El contenido generado por IA puede ser incorrecto."/>
+                    <pic:cNvPicPr/>
+                  </pic:nvPicPr>
+                  <pic:blipFill>
+                    <a:blip r:embed="rId19"/>
+                    <a:stretch>
+                      <a:fillRect/>
+                    </a:stretch>
+                  </pic:blipFill>
+                  <pic:spPr>
+                    <a:xfrm>
+                      <a:off x="0" y="0"/>
+                      <a:ext cx="5400040" cy="1705610"/>
+                    </a:xfrm>
+                    <a:prstGeom prst="rect">
+                      <a:avLst/>
+                    </a:prstGeom>
+                  </pic:spPr>
+                </pic:pic>
+              </a:graphicData>
+            </a:graphic>
+          </wp:inline>
+        </w:drawing>
+      </w:r>
+    </w:p>
+    <w:p>
+      <w:pPr>
+        <w:pStyle w:val="Prrafodelista"/>
+        <w:numPr>
+          <w:ilvl w:val="1"/>
+          <w:numId w:val="6"/>
+        </w:numPr>
+        <w:rPr>
+          <w:rFonts w:ascii="Cambria Math" w:eastAsiaTheme="minorEastAsia" w:hAnsi="Cambria Math"/>
+          <w:b/>
+          <w:bCs/>
+        </w:rPr>
+      </w:pPr>
+      <w:r>
+        <w:rPr>
+          <w:rFonts w:ascii="Cambria Math" w:eastAsiaTheme="minorEastAsia" w:hAnsi="Cambria Math"/>
+          <w:b/>
+          <w:bCs/>
+        </w:rPr>
+        <w:t>Medidor de corriente de salida</w:t>
+      </w:r>
+    </w:p>
+    <w:p>
+      <w:pPr>
+        <w:rPr>
+          <w:rFonts w:ascii="Cambria Math" w:eastAsiaTheme="minorEastAsia" w:hAnsi="Cambria Math"/>
+        </w:rPr>
+      </w:pPr>
+      <w:r>
+        <w:rPr>
+          <w:rFonts w:ascii="Cambria Math" w:eastAsiaTheme="minorEastAsia" w:hAnsi="Cambria Math"/>
+        </w:rPr>
+        <w:drawing>
+          <wp:inline distT="0" distB="0" distL="0" distR="0" wp14:anchorId="764C1B5C" wp14:editId="11E355F6">
+            <wp:extent cx="5400040" cy="1729740"/>
+            <wp:effectExtent l="0" t="0" r="0" b="3810"/>
+            <wp:docPr id="1750878844" name="Imagen 1" descr="Aplicación&#10;&#10;El contenido generado por IA puede ser incorrecto."/>
+            <wp:cNvGraphicFramePr>
+              <a:graphicFrameLocks xmlns:a="http://schemas.openxmlformats.org/drawingml/2006/main" noChangeAspect="1"/>
+            </wp:cNvGraphicFramePr>
+            <a:graphic xmlns:a="http://schemas.openxmlformats.org/drawingml/2006/main">
+              <a:graphicData uri="http://schemas.openxmlformats.org/drawingml/2006/picture">
+                <pic:pic xmlns:pic="http://schemas.openxmlformats.org/drawingml/2006/picture">
+                  <pic:nvPicPr>
+                    <pic:cNvPr id="1750878844" name="Imagen 1" descr="Aplicación&#10;&#10;El contenido generado por IA puede ser incorrecto."/>
+                    <pic:cNvPicPr/>
+                  </pic:nvPicPr>
+                  <pic:blipFill>
+                    <a:blip r:embed="rId20"/>
+                    <a:stretch>
+                      <a:fillRect/>
+                    </a:stretch>
+                  </pic:blipFill>
+                  <pic:spPr>
+                    <a:xfrm>
+                      <a:off x="0" y="0"/>
+                      <a:ext cx="5400040" cy="1729740"/>
+                    </a:xfrm>
+                    <a:prstGeom prst="rect">
+                      <a:avLst/>
+                    </a:prstGeom>
+                  </pic:spPr>
+                </pic:pic>
+              </a:graphicData>
+            </a:graphic>
+          </wp:inline>
+        </w:drawing>
+      </w:r>
+    </w:p>
+    <w:p>
+      <w:pPr>
+        <w:rPr>
+          <w:rFonts w:ascii="Cambria Math" w:eastAsiaTheme="minorEastAsia" w:hAnsi="Cambria Math"/>
+        </w:rPr>
+      </w:pPr>
+    </w:p>
+    <w:p>
+      <w:pPr>
+        <w:rPr>
+          <w:rFonts w:ascii="Cambria Math" w:eastAsiaTheme="minorEastAsia" w:hAnsi="Cambria Math"/>
+        </w:rPr>
+      </w:pPr>
+    </w:p>
+    <w:p>
+      <w:pPr>
+        <w:rPr>
+          <w:rFonts w:ascii="Cambria Math" w:eastAsiaTheme="minorEastAsia" w:hAnsi="Cambria Math"/>
+        </w:rPr>
+      </w:pPr>
     </w:p>
     <w:sectPr>
       <w:pgSz w:w="11906" w:h="16838"/>
@@ -9844,7 +11666,7 @@
   <w:abstractNum w:abstractNumId="0" w15:restartNumberingAfterBreak="0">
     <w:nsid w:val="0F4168E9"/>
     <w:multiLevelType w:val="multilevel"/>
-    <w:tmpl w:val="2DF45374"/>
+    <w:tmpl w:val="37CC10D0"/>
     <w:lvl w:ilvl="0">
       <w:start w:val="1"/>
       <w:numFmt w:val="decimal"/>
@@ -9855,6 +11677,8 @@
       </w:pPr>
       <w:rPr>
         <w:rFonts w:hint="default"/>
+        <w:b/>
+        <w:bCs/>
       </w:rPr>
     </w:lvl>
     <w:lvl w:ilvl="1">
@@ -9868,6 +11692,8 @@
       </w:pPr>
       <w:rPr>
         <w:rFonts w:hint="default"/>
+        <w:b/>
+        <w:bCs/>
       </w:rPr>
     </w:lvl>
     <w:lvl w:ilvl="2">
